--- a/Problem_Statement.docx
+++ b/Problem_Statement.docx
@@ -4,13 +4,14 @@
   <w:body>
     <w:p>
       <w:pPr>
+        <w:spacing w:after="0"/>
         <w:jc w:val="center"/>
         <w:rPr>
           <w:rFonts w:ascii="Times New Roman" w:hAnsi="Times New Roman" w:cs="Times New Roman"/>
           <w:b/>
           <w:bCs/>
-          <w:sz w:val="36"/>
-          <w:szCs w:val="36"/>
+          <w:sz w:val="32"/>
+          <w:szCs w:val="32"/>
         </w:rPr>
       </w:pPr>
       <w:r>
@@ -18,112 +19,697 @@
           <w:rFonts w:ascii="Times New Roman" w:hAnsi="Times New Roman" w:cs="Times New Roman"/>
           <w:b/>
           <w:bCs/>
-          <w:sz w:val="36"/>
-          <w:szCs w:val="36"/>
+          <w:sz w:val="32"/>
+          <w:szCs w:val="32"/>
         </w:rPr>
         <w:t>Streaming Content Success Analysis Dashboard</w:t>
       </w:r>
     </w:p>
     <w:p>
       <w:pPr>
-        <w:rPr>
-          <w:rFonts w:ascii="Times New Roman" w:hAnsi="Times New Roman" w:cs="Times New Roman"/>
-          <w:sz w:val="36"/>
-          <w:szCs w:val="36"/>
-        </w:rPr>
-      </w:pPr>
-    </w:p>
-    <w:p>
-      <w:pPr>
-        <w:rPr>
-          <w:rFonts w:ascii="Times New Roman" w:hAnsi="Times New Roman" w:cs="Times New Roman"/>
-          <w:sz w:val="28"/>
-          <w:szCs w:val="28"/>
+        <w:spacing w:after="0" w:line="240" w:lineRule="auto"/>
+        <w:ind w:left="360"/>
+        <w:rPr>
+          <w:rFonts w:ascii="Times New Roman" w:hAnsi="Times New Roman" w:cs="Times New Roman"/>
+          <w:b/>
+          <w:bCs/>
+          <w:lang w:val="en-IN"/>
         </w:rPr>
       </w:pPr>
       <w:r>
         <w:rPr>
           <w:rFonts w:ascii="Times New Roman" w:hAnsi="Times New Roman" w:cs="Times New Roman"/>
-          <w:sz w:val="28"/>
-          <w:szCs w:val="28"/>
-        </w:rPr>
-        <w:t>Problem Statement:</w:t>
+          <w:b/>
+          <w:bCs/>
+          <w:lang w:val="en-IN"/>
+        </w:rPr>
+        <w:t>Dataset</w:t>
       </w:r>
     </w:p>
     <w:p>
       <w:pPr>
-        <w:rPr>
-          <w:rFonts w:ascii="Times New Roman" w:hAnsi="Times New Roman" w:cs="Times New Roman"/>
-          <w:sz w:val="28"/>
-          <w:szCs w:val="28"/>
+        <w:spacing w:after="0" w:line="240" w:lineRule="auto"/>
+        <w:ind w:left="360"/>
+        <w:rPr>
+          <w:rFonts w:ascii="Times New Roman" w:hAnsi="Times New Roman" w:cs="Times New Roman"/>
           <w:lang w:val="en-IN"/>
         </w:rPr>
       </w:pPr>
       <w:r>
         <w:rPr>
           <w:rFonts w:ascii="Times New Roman" w:hAnsi="Times New Roman" w:cs="Times New Roman"/>
-          <w:sz w:val="28"/>
-          <w:szCs w:val="28"/>
-          <w:lang w:val="en-IN"/>
-        </w:rPr>
-        <w:t>The rapid growth of streaming platforms has resulted in a massive amount of content being produced across different genres, countries, and release periods. However, understanding what factors contribute to the success of streaming content—such as popularity, ratings, genre trends, release timing, and audience preferences—remains a challenge for content creators and analysts.</w:t>
+          <w:lang w:val="en-IN"/>
+        </w:rPr>
+        <w:t>TMDB Movies Dataset</w:t>
       </w:r>
     </w:p>
     <w:p>
       <w:pPr>
-        <w:rPr>
-          <w:rFonts w:ascii="Times New Roman" w:hAnsi="Times New Roman" w:cs="Times New Roman"/>
-          <w:sz w:val="28"/>
-          <w:szCs w:val="28"/>
+        <w:spacing w:after="0" w:line="240" w:lineRule="auto"/>
+        <w:ind w:left="360"/>
+        <w:rPr>
+          <w:rFonts w:ascii="Times New Roman" w:hAnsi="Times New Roman" w:cs="Times New Roman"/>
+          <w:lang w:val="en-IN"/>
+        </w:rPr>
+      </w:pPr>
+    </w:p>
+    <w:p>
+      <w:pPr>
+        <w:spacing w:after="0" w:line="240" w:lineRule="auto"/>
+        <w:ind w:left="360"/>
+        <w:rPr>
+          <w:rFonts w:ascii="Times New Roman" w:hAnsi="Times New Roman" w:cs="Times New Roman"/>
+          <w:b/>
+          <w:bCs/>
           <w:lang w:val="en-IN"/>
         </w:rPr>
       </w:pPr>
       <w:r>
         <w:rPr>
           <w:rFonts w:ascii="Times New Roman" w:hAnsi="Times New Roman" w:cs="Times New Roman"/>
-          <w:sz w:val="28"/>
-          <w:szCs w:val="28"/>
-          <w:lang w:val="en-IN"/>
-        </w:rPr>
-        <w:t>This project aims to analyze large-scale movie and TV show data to identify patterns that influence content performance. By leveraging data analytics and visualization techniques using Power BI, the project explores relationships between genres, release years, production countries, ratings, and popularity metrics.</w:t>
+          <w:b/>
+          <w:bCs/>
+          <w:lang w:val="en-IN"/>
+        </w:rPr>
+        <w:t>Objective</w:t>
       </w:r>
     </w:p>
     <w:p>
       <w:pPr>
-        <w:rPr>
-          <w:rFonts w:ascii="Times New Roman" w:hAnsi="Times New Roman" w:cs="Times New Roman"/>
-          <w:sz w:val="28"/>
-          <w:szCs w:val="28"/>
+        <w:spacing w:after="0" w:line="240" w:lineRule="auto"/>
+        <w:ind w:left="360"/>
+        <w:jc w:val="both"/>
+        <w:rPr>
+          <w:rFonts w:ascii="Times New Roman" w:hAnsi="Times New Roman" w:cs="Times New Roman"/>
           <w:lang w:val="en-IN"/>
         </w:rPr>
       </w:pPr>
       <w:r>
         <w:rPr>
           <w:rFonts w:ascii="Times New Roman" w:hAnsi="Times New Roman" w:cs="Times New Roman"/>
-          <w:sz w:val="28"/>
-          <w:szCs w:val="28"/>
-          <w:lang w:val="en-IN"/>
-        </w:rPr>
-        <w:t>The goal is to transform raw streaming content data into meaningful insights that help stakeholders understand audience preferences, discover trending genres, and support data-driven decision-making in content production and distribution.</w:t>
+          <w:lang w:val="en-IN"/>
+        </w:rPr>
+        <w:t>To analyze movie performance and streaming content trends by examining ratings, popularity, genres, revenue, and audience preferences to uncover insights that help understand factors influencing content success.</w:t>
       </w:r>
     </w:p>
     <w:p>
       <w:pPr>
-        <w:rPr>
-          <w:rFonts w:ascii="Times New Roman" w:hAnsi="Times New Roman" w:cs="Times New Roman"/>
-          <w:sz w:val="36"/>
-          <w:szCs w:val="36"/>
+        <w:spacing w:after="0" w:line="240" w:lineRule="auto"/>
+        <w:ind w:left="360"/>
+        <w:jc w:val="both"/>
+        <w:rPr>
+          <w:rFonts w:ascii="Times New Roman" w:hAnsi="Times New Roman" w:cs="Times New Roman"/>
+          <w:lang w:val="en-IN"/>
         </w:rPr>
       </w:pPr>
     </w:p>
     <w:p>
       <w:pPr>
-        <w:rPr>
-          <w:rFonts w:ascii="Times New Roman" w:hAnsi="Times New Roman" w:cs="Times New Roman"/>
-          <w:sz w:val="36"/>
-          <w:szCs w:val="36"/>
-        </w:rPr>
-      </w:pPr>
+        <w:spacing w:after="0"/>
+        <w:ind w:left="360"/>
+        <w:rPr>
+          <w:rFonts w:ascii="Times New Roman" w:hAnsi="Times New Roman" w:cs="Times New Roman"/>
+          <w:b/>
+          <w:bCs/>
+          <w:lang w:val="en-IN"/>
+        </w:rPr>
+      </w:pPr>
+      <w:r>
+        <w:rPr>
+          <w:rFonts w:ascii="Times New Roman" w:hAnsi="Times New Roman" w:cs="Times New Roman"/>
+          <w:b/>
+          <w:bCs/>
+          <w:lang w:val="en-IN"/>
+        </w:rPr>
+        <w:t>Problem Statement</w:t>
+      </w:r>
+    </w:p>
+    <w:p>
+      <w:pPr>
+        <w:spacing w:after="0"/>
+        <w:ind w:left="360"/>
+        <w:jc w:val="both"/>
+        <w:rPr>
+          <w:rFonts w:ascii="Times New Roman" w:hAnsi="Times New Roman" w:cs="Times New Roman"/>
+          <w:lang w:val="en-IN"/>
+        </w:rPr>
+      </w:pPr>
+      <w:r>
+        <w:rPr>
+          <w:rFonts w:ascii="Times New Roman" w:hAnsi="Times New Roman" w:cs="Times New Roman"/>
+          <w:lang w:val="en-IN"/>
+        </w:rPr>
+        <w:t>How can movie dataset analytics be used to evaluate content performance, identify popular genres, analyze revenue and profitability trends, understand audience preferences, and discover factors that contribute to the success of streaming content?</w:t>
+      </w:r>
+    </w:p>
+    <w:p>
+      <w:pPr>
+        <w:spacing w:after="0"/>
+        <w:ind w:left="360"/>
+        <w:jc w:val="both"/>
+        <w:rPr>
+          <w:rFonts w:ascii="Times New Roman" w:hAnsi="Times New Roman" w:cs="Times New Roman"/>
+          <w:lang w:val="en-IN"/>
+        </w:rPr>
+      </w:pPr>
+    </w:p>
+    <w:p>
+      <w:pPr>
+        <w:spacing w:after="0"/>
+        <w:ind w:left="360"/>
+        <w:rPr>
+          <w:rFonts w:ascii="Times New Roman" w:hAnsi="Times New Roman" w:cs="Times New Roman"/>
+          <w:b/>
+          <w:bCs/>
+          <w:lang w:val="en-IN"/>
+        </w:rPr>
+      </w:pPr>
+      <w:r>
+        <w:rPr>
+          <w:rFonts w:ascii="Times New Roman" w:hAnsi="Times New Roman" w:cs="Times New Roman"/>
+          <w:b/>
+          <w:bCs/>
+          <w:lang w:val="en-IN"/>
+        </w:rPr>
+        <w:t>Detailed Problem Statements</w:t>
+      </w:r>
+    </w:p>
+    <w:p>
+      <w:pPr>
+        <w:pStyle w:val="ListParagraph"/>
+        <w:numPr>
+          <w:ilvl w:val="0"/>
+          <w:numId w:val="13"/>
+        </w:numPr>
+        <w:spacing w:after="0"/>
+        <w:rPr>
+          <w:rFonts w:ascii="Times New Roman" w:hAnsi="Times New Roman" w:cs="Times New Roman"/>
+          <w:lang w:val="en-IN"/>
+        </w:rPr>
+      </w:pPr>
+      <w:r>
+        <w:rPr>
+          <w:rFonts w:ascii="Times New Roman" w:hAnsi="Times New Roman" w:cs="Times New Roman"/>
+          <w:lang w:val="en-IN"/>
+        </w:rPr>
+        <w:t>Which genres have the highest number of movies?</w:t>
+      </w:r>
+    </w:p>
+    <w:p>
+      <w:pPr>
+        <w:pStyle w:val="ListParagraph"/>
+        <w:numPr>
+          <w:ilvl w:val="0"/>
+          <w:numId w:val="13"/>
+        </w:numPr>
+        <w:spacing w:after="0"/>
+        <w:rPr>
+          <w:rFonts w:ascii="Times New Roman" w:hAnsi="Times New Roman" w:cs="Times New Roman"/>
+          <w:lang w:val="en-IN"/>
+        </w:rPr>
+      </w:pPr>
+      <w:r>
+        <w:rPr>
+          <w:rFonts w:ascii="Times New Roman" w:hAnsi="Times New Roman" w:cs="Times New Roman"/>
+          <w:lang w:val="en-IN"/>
+        </w:rPr>
+        <w:t>Which movies have the highest popularity scores?</w:t>
+      </w:r>
+    </w:p>
+    <w:p>
+      <w:pPr>
+        <w:pStyle w:val="ListParagraph"/>
+        <w:numPr>
+          <w:ilvl w:val="0"/>
+          <w:numId w:val="13"/>
+        </w:numPr>
+        <w:spacing w:after="0"/>
+        <w:rPr>
+          <w:rFonts w:ascii="Times New Roman" w:hAnsi="Times New Roman" w:cs="Times New Roman"/>
+          <w:lang w:val="en-IN"/>
+        </w:rPr>
+      </w:pPr>
+      <w:r>
+        <w:rPr>
+          <w:rFonts w:ascii="Times New Roman" w:hAnsi="Times New Roman" w:cs="Times New Roman"/>
+          <w:lang w:val="en-IN"/>
+        </w:rPr>
+        <w:t>Which movies generate the highest revenue?</w:t>
+      </w:r>
+    </w:p>
+    <w:p>
+      <w:pPr>
+        <w:pStyle w:val="ListParagraph"/>
+        <w:numPr>
+          <w:ilvl w:val="0"/>
+          <w:numId w:val="13"/>
+        </w:numPr>
+        <w:spacing w:after="0"/>
+        <w:rPr>
+          <w:rFonts w:ascii="Times New Roman" w:hAnsi="Times New Roman" w:cs="Times New Roman"/>
+          <w:lang w:val="en-IN"/>
+        </w:rPr>
+      </w:pPr>
+      <w:r>
+        <w:rPr>
+          <w:rFonts w:ascii="Times New Roman" w:hAnsi="Times New Roman" w:cs="Times New Roman"/>
+          <w:lang w:val="en-IN"/>
+        </w:rPr>
+        <w:t>Which genres contribute the most revenue?</w:t>
+      </w:r>
+    </w:p>
+    <w:p>
+      <w:pPr>
+        <w:pStyle w:val="ListParagraph"/>
+        <w:numPr>
+          <w:ilvl w:val="0"/>
+          <w:numId w:val="13"/>
+        </w:numPr>
+        <w:spacing w:after="0"/>
+        <w:rPr>
+          <w:rFonts w:ascii="Times New Roman" w:hAnsi="Times New Roman" w:cs="Times New Roman"/>
+          <w:lang w:val="en-IN"/>
+        </w:rPr>
+      </w:pPr>
+      <w:r>
+        <w:rPr>
+          <w:rFonts w:ascii="Times New Roman" w:hAnsi="Times New Roman" w:cs="Times New Roman"/>
+          <w:lang w:val="en-IN"/>
+        </w:rPr>
+        <w:t>What is the average rating of movies in the dataset?</w:t>
+      </w:r>
+    </w:p>
+    <w:p>
+      <w:pPr>
+        <w:pStyle w:val="ListParagraph"/>
+        <w:numPr>
+          <w:ilvl w:val="0"/>
+          <w:numId w:val="13"/>
+        </w:numPr>
+        <w:spacing w:after="0"/>
+        <w:rPr>
+          <w:rFonts w:ascii="Times New Roman" w:hAnsi="Times New Roman" w:cs="Times New Roman"/>
+          <w:lang w:val="en-IN"/>
+        </w:rPr>
+      </w:pPr>
+      <w:r>
+        <w:rPr>
+          <w:rFonts w:ascii="Times New Roman" w:hAnsi="Times New Roman" w:cs="Times New Roman"/>
+          <w:lang w:val="en-IN"/>
+        </w:rPr>
+        <w:t>How has movie production changed over the years?</w:t>
+      </w:r>
+    </w:p>
+    <w:p>
+      <w:pPr>
+        <w:pStyle w:val="ListParagraph"/>
+        <w:numPr>
+          <w:ilvl w:val="0"/>
+          <w:numId w:val="13"/>
+        </w:numPr>
+        <w:spacing w:after="0"/>
+        <w:rPr>
+          <w:rFonts w:ascii="Times New Roman" w:hAnsi="Times New Roman" w:cs="Times New Roman"/>
+          <w:lang w:val="en-IN"/>
+        </w:rPr>
+      </w:pPr>
+      <w:r>
+        <w:rPr>
+          <w:rFonts w:ascii="Times New Roman" w:hAnsi="Times New Roman" w:cs="Times New Roman"/>
+          <w:lang w:val="en-IN"/>
+        </w:rPr>
+        <w:t>Which languages dominate the movie dataset?</w:t>
+      </w:r>
+    </w:p>
+    <w:p>
+      <w:pPr>
+        <w:pStyle w:val="ListParagraph"/>
+        <w:numPr>
+          <w:ilvl w:val="0"/>
+          <w:numId w:val="13"/>
+        </w:numPr>
+        <w:spacing w:after="0"/>
+        <w:rPr>
+          <w:rFonts w:ascii="Times New Roman" w:hAnsi="Times New Roman" w:cs="Times New Roman"/>
+          <w:lang w:val="en-IN"/>
+        </w:rPr>
+      </w:pPr>
+      <w:r>
+        <w:rPr>
+          <w:rFonts w:ascii="Times New Roman" w:hAnsi="Times New Roman" w:cs="Times New Roman"/>
+          <w:lang w:val="en-IN"/>
+        </w:rPr>
+        <w:t>Which movies generate the highest profit (Revenue – Budget)?</w:t>
+      </w:r>
+    </w:p>
+    <w:p>
+      <w:pPr>
+        <w:pStyle w:val="ListParagraph"/>
+        <w:numPr>
+          <w:ilvl w:val="0"/>
+          <w:numId w:val="13"/>
+        </w:numPr>
+        <w:spacing w:after="0"/>
+        <w:rPr>
+          <w:rFonts w:ascii="Times New Roman" w:hAnsi="Times New Roman" w:cs="Times New Roman"/>
+          <w:lang w:val="en-IN"/>
+        </w:rPr>
+      </w:pPr>
+      <w:r>
+        <w:rPr>
+          <w:rFonts w:ascii="Times New Roman" w:hAnsi="Times New Roman" w:cs="Times New Roman"/>
+          <w:lang w:val="en-IN"/>
+        </w:rPr>
+        <w:t>Which genres have the highest average ratings?</w:t>
+      </w:r>
+    </w:p>
+    <w:p>
+      <w:pPr>
+        <w:pStyle w:val="ListParagraph"/>
+        <w:numPr>
+          <w:ilvl w:val="0"/>
+          <w:numId w:val="13"/>
+        </w:numPr>
+        <w:spacing w:after="0"/>
+        <w:rPr>
+          <w:rFonts w:ascii="Times New Roman" w:hAnsi="Times New Roman" w:cs="Times New Roman"/>
+          <w:lang w:val="en-IN"/>
+        </w:rPr>
+      </w:pPr>
+      <w:r>
+        <w:rPr>
+          <w:rFonts w:ascii="Times New Roman" w:hAnsi="Times New Roman" w:cs="Times New Roman"/>
+          <w:lang w:val="en-IN"/>
+        </w:rPr>
+        <w:t>Identify key factors that influence movie popularity and success.</w:t>
+      </w:r>
+    </w:p>
+    <w:p>
+      <w:pPr>
+        <w:spacing w:after="0"/>
+        <w:ind w:left="360"/>
+        <w:rPr>
+          <w:rFonts w:ascii="Times New Roman" w:hAnsi="Times New Roman" w:cs="Times New Roman"/>
+          <w:lang w:val="en-IN"/>
+        </w:rPr>
+      </w:pPr>
+    </w:p>
+    <w:p>
+      <w:pPr>
+        <w:spacing w:after="0"/>
+        <w:ind w:left="360"/>
+        <w:rPr>
+          <w:rFonts w:ascii="Times New Roman" w:hAnsi="Times New Roman" w:cs="Times New Roman"/>
+          <w:b/>
+          <w:bCs/>
+          <w:lang w:val="en-IN"/>
+        </w:rPr>
+      </w:pPr>
+      <w:r>
+        <w:rPr>
+          <w:rFonts w:ascii="Times New Roman" w:hAnsi="Times New Roman" w:cs="Times New Roman"/>
+          <w:b/>
+          <w:bCs/>
+          <w:lang w:val="en-IN"/>
+        </w:rPr>
+        <w:t>Suggested Dashboard KPIs</w:t>
+      </w:r>
+    </w:p>
+    <w:p>
+      <w:pPr>
+        <w:pStyle w:val="ListParagraph"/>
+        <w:numPr>
+          <w:ilvl w:val="0"/>
+          <w:numId w:val="14"/>
+        </w:numPr>
+        <w:spacing w:after="0"/>
+        <w:rPr>
+          <w:rFonts w:ascii="Times New Roman" w:hAnsi="Times New Roman" w:cs="Times New Roman"/>
+          <w:lang w:val="en-IN"/>
+        </w:rPr>
+      </w:pPr>
+      <w:r>
+        <w:rPr>
+          <w:rFonts w:ascii="Times New Roman" w:hAnsi="Times New Roman" w:cs="Times New Roman"/>
+          <w:lang w:val="en-IN"/>
+        </w:rPr>
+        <w:t>Total Movies</w:t>
+      </w:r>
+    </w:p>
+    <w:p>
+      <w:pPr>
+        <w:pStyle w:val="ListParagraph"/>
+        <w:numPr>
+          <w:ilvl w:val="0"/>
+          <w:numId w:val="14"/>
+        </w:numPr>
+        <w:spacing w:after="0"/>
+        <w:rPr>
+          <w:rFonts w:ascii="Times New Roman" w:hAnsi="Times New Roman" w:cs="Times New Roman"/>
+          <w:lang w:val="en-IN"/>
+        </w:rPr>
+      </w:pPr>
+      <w:r>
+        <w:rPr>
+          <w:rFonts w:ascii="Times New Roman" w:hAnsi="Times New Roman" w:cs="Times New Roman"/>
+          <w:lang w:val="en-IN"/>
+        </w:rPr>
+        <w:t>Average Movie Rating</w:t>
+      </w:r>
+    </w:p>
+    <w:p>
+      <w:pPr>
+        <w:pStyle w:val="ListParagraph"/>
+        <w:numPr>
+          <w:ilvl w:val="0"/>
+          <w:numId w:val="14"/>
+        </w:numPr>
+        <w:spacing w:after="0"/>
+        <w:rPr>
+          <w:rFonts w:ascii="Times New Roman" w:hAnsi="Times New Roman" w:cs="Times New Roman"/>
+          <w:lang w:val="en-IN"/>
+        </w:rPr>
+      </w:pPr>
+      <w:r>
+        <w:rPr>
+          <w:rFonts w:ascii="Times New Roman" w:hAnsi="Times New Roman" w:cs="Times New Roman"/>
+          <w:lang w:val="en-IN"/>
+        </w:rPr>
+        <w:t>Total Revenue</w:t>
+      </w:r>
+    </w:p>
+    <w:p>
+      <w:pPr>
+        <w:pStyle w:val="ListParagraph"/>
+        <w:numPr>
+          <w:ilvl w:val="0"/>
+          <w:numId w:val="14"/>
+        </w:numPr>
+        <w:spacing w:after="0"/>
+        <w:rPr>
+          <w:rFonts w:ascii="Times New Roman" w:hAnsi="Times New Roman" w:cs="Times New Roman"/>
+          <w:lang w:val="en-IN"/>
+        </w:rPr>
+      </w:pPr>
+      <w:r>
+        <w:rPr>
+          <w:rFonts w:ascii="Times New Roman" w:hAnsi="Times New Roman" w:cs="Times New Roman"/>
+          <w:lang w:val="en-IN"/>
+        </w:rPr>
+        <w:t>Total Budget</w:t>
+      </w:r>
+    </w:p>
+    <w:p>
+      <w:pPr>
+        <w:pStyle w:val="ListParagraph"/>
+        <w:numPr>
+          <w:ilvl w:val="0"/>
+          <w:numId w:val="14"/>
+        </w:numPr>
+        <w:spacing w:after="0"/>
+        <w:rPr>
+          <w:rFonts w:ascii="Times New Roman" w:hAnsi="Times New Roman" w:cs="Times New Roman"/>
+          <w:lang w:val="en-IN"/>
+        </w:rPr>
+      </w:pPr>
+      <w:r>
+        <w:rPr>
+          <w:rFonts w:ascii="Times New Roman" w:hAnsi="Times New Roman" w:cs="Times New Roman"/>
+          <w:lang w:val="en-IN"/>
+        </w:rPr>
+        <w:t>Total Profit</w:t>
+      </w:r>
+    </w:p>
+    <w:p>
+      <w:pPr>
+        <w:pStyle w:val="ListParagraph"/>
+        <w:numPr>
+          <w:ilvl w:val="0"/>
+          <w:numId w:val="14"/>
+        </w:numPr>
+        <w:spacing w:after="0"/>
+        <w:rPr>
+          <w:rFonts w:ascii="Times New Roman" w:hAnsi="Times New Roman" w:cs="Times New Roman"/>
+          <w:lang w:val="en-IN"/>
+        </w:rPr>
+      </w:pPr>
+      <w:r>
+        <w:rPr>
+          <w:rFonts w:ascii="Times New Roman" w:hAnsi="Times New Roman" w:cs="Times New Roman"/>
+          <w:lang w:val="en-IN"/>
+        </w:rPr>
+        <w:t>Average Popularity Score</w:t>
+      </w:r>
+    </w:p>
+    <w:p>
+      <w:pPr>
+        <w:pStyle w:val="ListParagraph"/>
+        <w:numPr>
+          <w:ilvl w:val="0"/>
+          <w:numId w:val="14"/>
+        </w:numPr>
+        <w:spacing w:after="0"/>
+        <w:rPr>
+          <w:rFonts w:ascii="Times New Roman" w:hAnsi="Times New Roman" w:cs="Times New Roman"/>
+          <w:lang w:val="en-IN"/>
+        </w:rPr>
+      </w:pPr>
+      <w:r>
+        <w:rPr>
+          <w:rFonts w:ascii="Times New Roman" w:hAnsi="Times New Roman" w:cs="Times New Roman"/>
+          <w:lang w:val="en-IN"/>
+        </w:rPr>
+        <w:t>Top Performing Genre</w:t>
+      </w:r>
+    </w:p>
+    <w:p>
+      <w:pPr>
+        <w:pStyle w:val="ListParagraph"/>
+        <w:numPr>
+          <w:ilvl w:val="0"/>
+          <w:numId w:val="15"/>
+        </w:numPr>
+        <w:spacing w:after="0"/>
+        <w:rPr>
+          <w:rFonts w:ascii="Times New Roman" w:hAnsi="Times New Roman" w:cs="Times New Roman"/>
+          <w:lang w:val="en-IN"/>
+        </w:rPr>
+      </w:pPr>
+      <w:r>
+        <w:rPr>
+          <w:rFonts w:ascii="Times New Roman" w:hAnsi="Times New Roman" w:cs="Times New Roman"/>
+          <w:lang w:val="en-IN"/>
+        </w:rPr>
+        <w:t>Top Rated Movie</w:t>
+      </w:r>
+    </w:p>
+    <w:p>
+      <w:pPr>
+        <w:pStyle w:val="ListParagraph"/>
+        <w:numPr>
+          <w:ilvl w:val="0"/>
+          <w:numId w:val="15"/>
+        </w:numPr>
+        <w:spacing w:after="0"/>
+        <w:rPr>
+          <w:rFonts w:ascii="Times New Roman" w:hAnsi="Times New Roman" w:cs="Times New Roman"/>
+          <w:lang w:val="en-IN"/>
+        </w:rPr>
+      </w:pPr>
+      <w:r>
+        <w:rPr>
+          <w:rFonts w:ascii="Times New Roman" w:hAnsi="Times New Roman" w:cs="Times New Roman"/>
+          <w:lang w:val="en-IN"/>
+        </w:rPr>
+        <w:t>Top Revenue Generating Movie</w:t>
+      </w:r>
+    </w:p>
+    <w:p>
+      <w:pPr>
+        <w:pStyle w:val="ListParagraph"/>
+        <w:numPr>
+          <w:ilvl w:val="0"/>
+          <w:numId w:val="15"/>
+        </w:numPr>
+        <w:spacing w:after="0"/>
+        <w:rPr>
+          <w:rFonts w:ascii="Times New Roman" w:hAnsi="Times New Roman" w:cs="Times New Roman"/>
+          <w:lang w:val="en-IN"/>
+        </w:rPr>
+      </w:pPr>
+      <w:r>
+        <w:rPr>
+          <w:rFonts w:ascii="Times New Roman" w:hAnsi="Times New Roman" w:cs="Times New Roman"/>
+          <w:lang w:val="en-IN"/>
+        </w:rPr>
+        <w:t>Movies Released per Year</w:t>
+      </w:r>
+    </w:p>
+    <w:p>
+      <w:pPr>
+        <w:spacing w:after="0"/>
+        <w:rPr>
+          <w:rFonts w:ascii="Times New Roman" w:hAnsi="Times New Roman" w:cs="Times New Roman"/>
+          <w:b/>
+          <w:bCs/>
+          <w:lang w:val="en-IN"/>
+        </w:rPr>
+      </w:pPr>
+    </w:p>
+    <w:p>
+      <w:pPr>
+        <w:spacing w:after="0"/>
+        <w:ind w:left="360"/>
+        <w:rPr>
+          <w:rFonts w:ascii="Times New Roman" w:hAnsi="Times New Roman" w:cs="Times New Roman"/>
+          <w:b/>
+          <w:bCs/>
+          <w:lang w:val="en-IN"/>
+        </w:rPr>
+      </w:pPr>
+      <w:r>
+        <w:rPr>
+          <w:rFonts w:ascii="Times New Roman" w:hAnsi="Times New Roman" w:cs="Times New Roman"/>
+          <w:b/>
+          <w:bCs/>
+          <w:lang w:val="en-IN"/>
+        </w:rPr>
+        <w:t>Conclusion</w:t>
+      </w:r>
+    </w:p>
+    <w:p>
+      <w:pPr>
+        <w:spacing w:after="0"/>
+        <w:ind w:left="360"/>
+        <w:jc w:val="both"/>
+        <w:rPr>
+          <w:rFonts w:ascii="Times New Roman" w:hAnsi="Times New Roman" w:cs="Times New Roman"/>
+          <w:lang w:val="en-IN"/>
+        </w:rPr>
+      </w:pPr>
+      <w:r>
+        <w:rPr>
+          <w:rFonts w:ascii="Times New Roman" w:hAnsi="Times New Roman" w:cs="Times New Roman"/>
+          <w:lang w:val="en-IN"/>
+        </w:rPr>
+        <w:t xml:space="preserve">This dashboard provides valuable insights into movie performance, genre trends, and audience preferences. By </w:t>
+      </w:r>
+      <w:proofErr w:type="spellStart"/>
+      <w:r>
+        <w:rPr>
+          <w:rFonts w:ascii="Times New Roman" w:hAnsi="Times New Roman" w:cs="Times New Roman"/>
+          <w:lang w:val="en-IN"/>
+        </w:rPr>
+        <w:t>analyzing</w:t>
+      </w:r>
+      <w:proofErr w:type="spellEnd"/>
+      <w:r>
+        <w:rPr>
+          <w:rFonts w:ascii="Times New Roman" w:hAnsi="Times New Roman" w:cs="Times New Roman"/>
+          <w:lang w:val="en-IN"/>
+        </w:rPr>
+        <w:t xml:space="preserve"> ratings, popularity, revenue, and production trends, the dashboard helps identify factors contributing to successful streaming content. These insights support better decision-making for content strategy, production planning, and understanding market trends in the entertainment industry.</w:t>
+      </w:r>
     </w:p>
     <w:sectPr>
       <w:pgSz w:w="12240" w:h="15840"/>
@@ -133,6 +719,1917 @@
     </w:sectPr>
   </w:body>
 </w:document>
+</file>
+
+<file path=word/numbering.xml><?xml version="1.0" encoding="utf-8"?>
+<w:numbering xmlns:wpc="http://schemas.microsoft.com/office/word/2010/wordprocessingCanvas" xmlns:cx="http://schemas.microsoft.com/office/drawing/2014/chartex" xmlns:cx1="http://schemas.microsoft.com/office/drawing/2015/9/8/chartex" xmlns:cx2="http://schemas.microsoft.com/office/drawing/2015/10/21/chartex" xmlns:cx3="http://schemas.microsoft.com/office/drawing/2016/5/9/chartex" xmlns:cx4="http://schemas.microsoft.com/office/drawing/2016/5/10/chartex" xmlns:cx5="http://schemas.microsoft.com/office/drawing/2016/5/11/chartex" xmlns:cx6="http://schemas.microsoft.com/office/drawing/2016/5/12/chartex" xmlns:cx7="http://schemas.microsoft.com/office/drawing/2016/5/13/chartex" xmlns:cx8="http://schemas.microsoft.com/office/drawing/2016/5/14/chartex" xmlns:mc="http://schemas.openxmlformats.org/markup-compatibility/2006" xmlns:aink="http://schemas.microsoft.com/office/drawing/2016/ink" xmlns:am3d="http://schemas.microsoft.com/office/drawing/2017/model3d" xmlns:o="urn:schemas-microsoft-com:office:office" xmlns:oel="http://schemas.microsoft.com/office/2019/extlst" xmlns:r="http://schemas.openxmlformats.org/officeDocument/2006/relationships" xmlns:m="http://schemas.openxmlformats.org/officeDocument/2006/math" xmlns:v="urn:schemas-microsoft-com:vml" xmlns:wp14="http://schemas.microsoft.com/office/word/2010/wordprocessingDrawing" xmlns:wp="http://schemas.openxmlformats.org/drawingml/2006/wordprocessingDrawing" xmlns:w10="urn:schemas-microsoft-com:office:word" xmlns:w="http://schemas.openxmlformats.org/wordprocessingml/2006/main" xmlns:w14="http://schemas.microsoft.com/office/word/2010/wordml" xmlns:w15="http://schemas.microsoft.com/office/word/2012/wordml" xmlns:w16cex="http://schemas.microsoft.com/office/word/2018/wordml/cex" xmlns:w16cid="http://schemas.microsoft.com/office/word/2016/wordml/cid" xmlns:w16="http://schemas.microsoft.com/office/word/2018/wordml" xmlns:w16du="http://schemas.microsoft.com/office/word/2023/wordml/word16du" xmlns:w16sdtdh="http://schemas.microsoft.com/office/word/2020/wordml/sdtdatahash" xmlns:w16sdtfl="http://schemas.microsoft.com/office/word/2024/wordml/sdtformatlock" xmlns:w16se="http://schemas.microsoft.com/office/word/2015/wordml/symex" xmlns:wpg="http://schemas.microsoft.com/office/word/2010/wordprocessingGroup" xmlns:wpi="http://schemas.microsoft.com/office/word/2010/wordprocessingInk" xmlns:wne="http://schemas.microsoft.com/office/word/2006/wordml" xmlns:wps="http://schemas.microsoft.com/office/word/2010/wordprocessingShape" mc:Ignorable="w14 w15 w16se w16cid w16 w16cex w16sdtdh w16sdtfl w16du wp14">
+  <w:abstractNum w:abstractNumId="0" w15:restartNumberingAfterBreak="0">
+    <w:nsid w:val="052175DC"/>
+    <w:multiLevelType w:val="hybridMultilevel"/>
+    <w:tmpl w:val="83F014C2"/>
+    <w:lvl w:ilvl="0" w:tplc="4009000F">
+      <w:start w:val="1"/>
+      <w:numFmt w:val="decimal"/>
+      <w:lvlText w:val="%1."/>
+      <w:lvlJc w:val="left"/>
+      <w:pPr>
+        <w:ind w:left="720" w:hanging="360"/>
+      </w:pPr>
+    </w:lvl>
+    <w:lvl w:ilvl="1" w:tplc="40090019" w:tentative="1">
+      <w:start w:val="1"/>
+      <w:numFmt w:val="lowerLetter"/>
+      <w:lvlText w:val="%2."/>
+      <w:lvlJc w:val="left"/>
+      <w:pPr>
+        <w:ind w:left="1440" w:hanging="360"/>
+      </w:pPr>
+    </w:lvl>
+    <w:lvl w:ilvl="2" w:tplc="4009001B" w:tentative="1">
+      <w:start w:val="1"/>
+      <w:numFmt w:val="lowerRoman"/>
+      <w:lvlText w:val="%3."/>
+      <w:lvlJc w:val="right"/>
+      <w:pPr>
+        <w:ind w:left="2160" w:hanging="180"/>
+      </w:pPr>
+    </w:lvl>
+    <w:lvl w:ilvl="3" w:tplc="4009000F" w:tentative="1">
+      <w:start w:val="1"/>
+      <w:numFmt w:val="decimal"/>
+      <w:lvlText w:val="%4."/>
+      <w:lvlJc w:val="left"/>
+      <w:pPr>
+        <w:ind w:left="2880" w:hanging="360"/>
+      </w:pPr>
+    </w:lvl>
+    <w:lvl w:ilvl="4" w:tplc="40090019" w:tentative="1">
+      <w:start w:val="1"/>
+      <w:numFmt w:val="lowerLetter"/>
+      <w:lvlText w:val="%5."/>
+      <w:lvlJc w:val="left"/>
+      <w:pPr>
+        <w:ind w:left="3600" w:hanging="360"/>
+      </w:pPr>
+    </w:lvl>
+    <w:lvl w:ilvl="5" w:tplc="4009001B" w:tentative="1">
+      <w:start w:val="1"/>
+      <w:numFmt w:val="lowerRoman"/>
+      <w:lvlText w:val="%6."/>
+      <w:lvlJc w:val="right"/>
+      <w:pPr>
+        <w:ind w:left="4320" w:hanging="180"/>
+      </w:pPr>
+    </w:lvl>
+    <w:lvl w:ilvl="6" w:tplc="4009000F" w:tentative="1">
+      <w:start w:val="1"/>
+      <w:numFmt w:val="decimal"/>
+      <w:lvlText w:val="%7."/>
+      <w:lvlJc w:val="left"/>
+      <w:pPr>
+        <w:ind w:left="5040" w:hanging="360"/>
+      </w:pPr>
+    </w:lvl>
+    <w:lvl w:ilvl="7" w:tplc="40090019" w:tentative="1">
+      <w:start w:val="1"/>
+      <w:numFmt w:val="lowerLetter"/>
+      <w:lvlText w:val="%8."/>
+      <w:lvlJc w:val="left"/>
+      <w:pPr>
+        <w:ind w:left="5760" w:hanging="360"/>
+      </w:pPr>
+    </w:lvl>
+    <w:lvl w:ilvl="8" w:tplc="4009001B" w:tentative="1">
+      <w:start w:val="1"/>
+      <w:numFmt w:val="lowerRoman"/>
+      <w:lvlText w:val="%9."/>
+      <w:lvlJc w:val="right"/>
+      <w:pPr>
+        <w:ind w:left="6480" w:hanging="180"/>
+      </w:pPr>
+    </w:lvl>
+  </w:abstractNum>
+  <w:abstractNum w:abstractNumId="1" w15:restartNumberingAfterBreak="0">
+    <w:nsid w:val="05E5642C"/>
+    <w:multiLevelType w:val="hybridMultilevel"/>
+    <w:tmpl w:val="8AAA3E76"/>
+    <w:lvl w:ilvl="0" w:tplc="40090001">
+      <w:start w:val="1"/>
+      <w:numFmt w:val="bullet"/>
+      <w:lvlText w:val=""/>
+      <w:lvlJc w:val="left"/>
+      <w:pPr>
+        <w:ind w:left="1080" w:hanging="360"/>
+      </w:pPr>
+      <w:rPr>
+        <w:rFonts w:ascii="Symbol" w:hAnsi="Symbol" w:hint="default"/>
+      </w:rPr>
+    </w:lvl>
+    <w:lvl w:ilvl="1" w:tplc="40090003" w:tentative="1">
+      <w:start w:val="1"/>
+      <w:numFmt w:val="bullet"/>
+      <w:lvlText w:val="o"/>
+      <w:lvlJc w:val="left"/>
+      <w:pPr>
+        <w:ind w:left="1800" w:hanging="360"/>
+      </w:pPr>
+      <w:rPr>
+        <w:rFonts w:ascii="Courier New" w:hAnsi="Courier New" w:cs="Courier New" w:hint="default"/>
+      </w:rPr>
+    </w:lvl>
+    <w:lvl w:ilvl="2" w:tplc="40090005" w:tentative="1">
+      <w:start w:val="1"/>
+      <w:numFmt w:val="bullet"/>
+      <w:lvlText w:val=""/>
+      <w:lvlJc w:val="left"/>
+      <w:pPr>
+        <w:ind w:left="2520" w:hanging="360"/>
+      </w:pPr>
+      <w:rPr>
+        <w:rFonts w:ascii="Wingdings" w:hAnsi="Wingdings" w:hint="default"/>
+      </w:rPr>
+    </w:lvl>
+    <w:lvl w:ilvl="3" w:tplc="40090001" w:tentative="1">
+      <w:start w:val="1"/>
+      <w:numFmt w:val="bullet"/>
+      <w:lvlText w:val=""/>
+      <w:lvlJc w:val="left"/>
+      <w:pPr>
+        <w:ind w:left="3240" w:hanging="360"/>
+      </w:pPr>
+      <w:rPr>
+        <w:rFonts w:ascii="Symbol" w:hAnsi="Symbol" w:hint="default"/>
+      </w:rPr>
+    </w:lvl>
+    <w:lvl w:ilvl="4" w:tplc="40090003" w:tentative="1">
+      <w:start w:val="1"/>
+      <w:numFmt w:val="bullet"/>
+      <w:lvlText w:val="o"/>
+      <w:lvlJc w:val="left"/>
+      <w:pPr>
+        <w:ind w:left="3960" w:hanging="360"/>
+      </w:pPr>
+      <w:rPr>
+        <w:rFonts w:ascii="Courier New" w:hAnsi="Courier New" w:cs="Courier New" w:hint="default"/>
+      </w:rPr>
+    </w:lvl>
+    <w:lvl w:ilvl="5" w:tplc="40090005" w:tentative="1">
+      <w:start w:val="1"/>
+      <w:numFmt w:val="bullet"/>
+      <w:lvlText w:val=""/>
+      <w:lvlJc w:val="left"/>
+      <w:pPr>
+        <w:ind w:left="4680" w:hanging="360"/>
+      </w:pPr>
+      <w:rPr>
+        <w:rFonts w:ascii="Wingdings" w:hAnsi="Wingdings" w:hint="default"/>
+      </w:rPr>
+    </w:lvl>
+    <w:lvl w:ilvl="6" w:tplc="40090001" w:tentative="1">
+      <w:start w:val="1"/>
+      <w:numFmt w:val="bullet"/>
+      <w:lvlText w:val=""/>
+      <w:lvlJc w:val="left"/>
+      <w:pPr>
+        <w:ind w:left="5400" w:hanging="360"/>
+      </w:pPr>
+      <w:rPr>
+        <w:rFonts w:ascii="Symbol" w:hAnsi="Symbol" w:hint="default"/>
+      </w:rPr>
+    </w:lvl>
+    <w:lvl w:ilvl="7" w:tplc="40090003" w:tentative="1">
+      <w:start w:val="1"/>
+      <w:numFmt w:val="bullet"/>
+      <w:lvlText w:val="o"/>
+      <w:lvlJc w:val="left"/>
+      <w:pPr>
+        <w:ind w:left="6120" w:hanging="360"/>
+      </w:pPr>
+      <w:rPr>
+        <w:rFonts w:ascii="Courier New" w:hAnsi="Courier New" w:cs="Courier New" w:hint="default"/>
+      </w:rPr>
+    </w:lvl>
+    <w:lvl w:ilvl="8" w:tplc="40090005" w:tentative="1">
+      <w:start w:val="1"/>
+      <w:numFmt w:val="bullet"/>
+      <w:lvlText w:val=""/>
+      <w:lvlJc w:val="left"/>
+      <w:pPr>
+        <w:ind w:left="6840" w:hanging="360"/>
+      </w:pPr>
+      <w:rPr>
+        <w:rFonts w:ascii="Wingdings" w:hAnsi="Wingdings" w:hint="default"/>
+      </w:rPr>
+    </w:lvl>
+  </w:abstractNum>
+  <w:abstractNum w:abstractNumId="2" w15:restartNumberingAfterBreak="0">
+    <w:nsid w:val="09581B60"/>
+    <w:multiLevelType w:val="multilevel"/>
+    <w:tmpl w:val="5D6EC83A"/>
+    <w:lvl w:ilvl="0">
+      <w:start w:val="1"/>
+      <w:numFmt w:val="decimal"/>
+      <w:lvlText w:val="%1."/>
+      <w:lvlJc w:val="left"/>
+      <w:pPr>
+        <w:tabs>
+          <w:tab w:val="num" w:pos="720"/>
+        </w:tabs>
+        <w:ind w:left="720" w:hanging="360"/>
+      </w:pPr>
+      <w:rPr>
+        <w:rFonts w:hint="default"/>
+        <w:sz w:val="20"/>
+      </w:rPr>
+    </w:lvl>
+    <w:lvl w:ilvl="1" w:tentative="1">
+      <w:start w:val="1"/>
+      <w:numFmt w:val="bullet"/>
+      <w:lvlText w:val="o"/>
+      <w:lvlJc w:val="left"/>
+      <w:pPr>
+        <w:tabs>
+          <w:tab w:val="num" w:pos="1440"/>
+        </w:tabs>
+        <w:ind w:left="1440" w:hanging="360"/>
+      </w:pPr>
+      <w:rPr>
+        <w:rFonts w:ascii="Courier New" w:hAnsi="Courier New" w:hint="default"/>
+        <w:sz w:val="20"/>
+      </w:rPr>
+    </w:lvl>
+    <w:lvl w:ilvl="2" w:tentative="1">
+      <w:start w:val="1"/>
+      <w:numFmt w:val="bullet"/>
+      <w:lvlText w:val=""/>
+      <w:lvlJc w:val="left"/>
+      <w:pPr>
+        <w:tabs>
+          <w:tab w:val="num" w:pos="2160"/>
+        </w:tabs>
+        <w:ind w:left="2160" w:hanging="360"/>
+      </w:pPr>
+      <w:rPr>
+        <w:rFonts w:ascii="Wingdings" w:hAnsi="Wingdings" w:hint="default"/>
+        <w:sz w:val="20"/>
+      </w:rPr>
+    </w:lvl>
+    <w:lvl w:ilvl="3" w:tentative="1">
+      <w:start w:val="1"/>
+      <w:numFmt w:val="bullet"/>
+      <w:lvlText w:val=""/>
+      <w:lvlJc w:val="left"/>
+      <w:pPr>
+        <w:tabs>
+          <w:tab w:val="num" w:pos="2880"/>
+        </w:tabs>
+        <w:ind w:left="2880" w:hanging="360"/>
+      </w:pPr>
+      <w:rPr>
+        <w:rFonts w:ascii="Wingdings" w:hAnsi="Wingdings" w:hint="default"/>
+        <w:sz w:val="20"/>
+      </w:rPr>
+    </w:lvl>
+    <w:lvl w:ilvl="4" w:tentative="1">
+      <w:start w:val="1"/>
+      <w:numFmt w:val="bullet"/>
+      <w:lvlText w:val=""/>
+      <w:lvlJc w:val="left"/>
+      <w:pPr>
+        <w:tabs>
+          <w:tab w:val="num" w:pos="3600"/>
+        </w:tabs>
+        <w:ind w:left="3600" w:hanging="360"/>
+      </w:pPr>
+      <w:rPr>
+        <w:rFonts w:ascii="Wingdings" w:hAnsi="Wingdings" w:hint="default"/>
+        <w:sz w:val="20"/>
+      </w:rPr>
+    </w:lvl>
+    <w:lvl w:ilvl="5" w:tentative="1">
+      <w:start w:val="1"/>
+      <w:numFmt w:val="bullet"/>
+      <w:lvlText w:val=""/>
+      <w:lvlJc w:val="left"/>
+      <w:pPr>
+        <w:tabs>
+          <w:tab w:val="num" w:pos="4320"/>
+        </w:tabs>
+        <w:ind w:left="4320" w:hanging="360"/>
+      </w:pPr>
+      <w:rPr>
+        <w:rFonts w:ascii="Wingdings" w:hAnsi="Wingdings" w:hint="default"/>
+        <w:sz w:val="20"/>
+      </w:rPr>
+    </w:lvl>
+    <w:lvl w:ilvl="6" w:tentative="1">
+      <w:start w:val="1"/>
+      <w:numFmt w:val="bullet"/>
+      <w:lvlText w:val=""/>
+      <w:lvlJc w:val="left"/>
+      <w:pPr>
+        <w:tabs>
+          <w:tab w:val="num" w:pos="5040"/>
+        </w:tabs>
+        <w:ind w:left="5040" w:hanging="360"/>
+      </w:pPr>
+      <w:rPr>
+        <w:rFonts w:ascii="Wingdings" w:hAnsi="Wingdings" w:hint="default"/>
+        <w:sz w:val="20"/>
+      </w:rPr>
+    </w:lvl>
+    <w:lvl w:ilvl="7" w:tentative="1">
+      <w:start w:val="1"/>
+      <w:numFmt w:val="bullet"/>
+      <w:lvlText w:val=""/>
+      <w:lvlJc w:val="left"/>
+      <w:pPr>
+        <w:tabs>
+          <w:tab w:val="num" w:pos="5760"/>
+        </w:tabs>
+        <w:ind w:left="5760" w:hanging="360"/>
+      </w:pPr>
+      <w:rPr>
+        <w:rFonts w:ascii="Wingdings" w:hAnsi="Wingdings" w:hint="default"/>
+        <w:sz w:val="20"/>
+      </w:rPr>
+    </w:lvl>
+    <w:lvl w:ilvl="8" w:tentative="1">
+      <w:start w:val="1"/>
+      <w:numFmt w:val="bullet"/>
+      <w:lvlText w:val=""/>
+      <w:lvlJc w:val="left"/>
+      <w:pPr>
+        <w:tabs>
+          <w:tab w:val="num" w:pos="6480"/>
+        </w:tabs>
+        <w:ind w:left="6480" w:hanging="360"/>
+      </w:pPr>
+      <w:rPr>
+        <w:rFonts w:ascii="Wingdings" w:hAnsi="Wingdings" w:hint="default"/>
+        <w:sz w:val="20"/>
+      </w:rPr>
+    </w:lvl>
+  </w:abstractNum>
+  <w:abstractNum w:abstractNumId="3" w15:restartNumberingAfterBreak="0">
+    <w:nsid w:val="0F684007"/>
+    <w:multiLevelType w:val="multilevel"/>
+    <w:tmpl w:val="DEC0305E"/>
+    <w:lvl w:ilvl="0">
+      <w:numFmt w:val="bullet"/>
+      <w:lvlText w:val=""/>
+      <w:lvlJc w:val="left"/>
+      <w:pPr>
+        <w:tabs>
+          <w:tab w:val="num" w:pos="720"/>
+        </w:tabs>
+        <w:ind w:left="720" w:hanging="360"/>
+      </w:pPr>
+      <w:rPr>
+        <w:rFonts w:ascii="Times New Roman" w:eastAsiaTheme="minorHAnsi" w:hAnsi="Times New Roman" w:cs="Times New Roman" w:hint="default"/>
+        <w:sz w:val="20"/>
+      </w:rPr>
+    </w:lvl>
+    <w:lvl w:ilvl="1" w:tentative="1">
+      <w:start w:val="1"/>
+      <w:numFmt w:val="bullet"/>
+      <w:lvlText w:val="o"/>
+      <w:lvlJc w:val="left"/>
+      <w:pPr>
+        <w:tabs>
+          <w:tab w:val="num" w:pos="1440"/>
+        </w:tabs>
+        <w:ind w:left="1440" w:hanging="360"/>
+      </w:pPr>
+      <w:rPr>
+        <w:rFonts w:ascii="Courier New" w:hAnsi="Courier New" w:hint="default"/>
+        <w:sz w:val="20"/>
+      </w:rPr>
+    </w:lvl>
+    <w:lvl w:ilvl="2" w:tentative="1">
+      <w:start w:val="1"/>
+      <w:numFmt w:val="bullet"/>
+      <w:lvlText w:val=""/>
+      <w:lvlJc w:val="left"/>
+      <w:pPr>
+        <w:tabs>
+          <w:tab w:val="num" w:pos="2160"/>
+        </w:tabs>
+        <w:ind w:left="2160" w:hanging="360"/>
+      </w:pPr>
+      <w:rPr>
+        <w:rFonts w:ascii="Wingdings" w:hAnsi="Wingdings" w:hint="default"/>
+        <w:sz w:val="20"/>
+      </w:rPr>
+    </w:lvl>
+    <w:lvl w:ilvl="3" w:tentative="1">
+      <w:start w:val="1"/>
+      <w:numFmt w:val="bullet"/>
+      <w:lvlText w:val=""/>
+      <w:lvlJc w:val="left"/>
+      <w:pPr>
+        <w:tabs>
+          <w:tab w:val="num" w:pos="2880"/>
+        </w:tabs>
+        <w:ind w:left="2880" w:hanging="360"/>
+      </w:pPr>
+      <w:rPr>
+        <w:rFonts w:ascii="Wingdings" w:hAnsi="Wingdings" w:hint="default"/>
+        <w:sz w:val="20"/>
+      </w:rPr>
+    </w:lvl>
+    <w:lvl w:ilvl="4" w:tentative="1">
+      <w:start w:val="1"/>
+      <w:numFmt w:val="bullet"/>
+      <w:lvlText w:val=""/>
+      <w:lvlJc w:val="left"/>
+      <w:pPr>
+        <w:tabs>
+          <w:tab w:val="num" w:pos="3600"/>
+        </w:tabs>
+        <w:ind w:left="3600" w:hanging="360"/>
+      </w:pPr>
+      <w:rPr>
+        <w:rFonts w:ascii="Wingdings" w:hAnsi="Wingdings" w:hint="default"/>
+        <w:sz w:val="20"/>
+      </w:rPr>
+    </w:lvl>
+    <w:lvl w:ilvl="5" w:tentative="1">
+      <w:start w:val="1"/>
+      <w:numFmt w:val="bullet"/>
+      <w:lvlText w:val=""/>
+      <w:lvlJc w:val="left"/>
+      <w:pPr>
+        <w:tabs>
+          <w:tab w:val="num" w:pos="4320"/>
+        </w:tabs>
+        <w:ind w:left="4320" w:hanging="360"/>
+      </w:pPr>
+      <w:rPr>
+        <w:rFonts w:ascii="Wingdings" w:hAnsi="Wingdings" w:hint="default"/>
+        <w:sz w:val="20"/>
+      </w:rPr>
+    </w:lvl>
+    <w:lvl w:ilvl="6" w:tentative="1">
+      <w:start w:val="1"/>
+      <w:numFmt w:val="bullet"/>
+      <w:lvlText w:val=""/>
+      <w:lvlJc w:val="left"/>
+      <w:pPr>
+        <w:tabs>
+          <w:tab w:val="num" w:pos="5040"/>
+        </w:tabs>
+        <w:ind w:left="5040" w:hanging="360"/>
+      </w:pPr>
+      <w:rPr>
+        <w:rFonts w:ascii="Wingdings" w:hAnsi="Wingdings" w:hint="default"/>
+        <w:sz w:val="20"/>
+      </w:rPr>
+    </w:lvl>
+    <w:lvl w:ilvl="7" w:tentative="1">
+      <w:start w:val="1"/>
+      <w:numFmt w:val="bullet"/>
+      <w:lvlText w:val=""/>
+      <w:lvlJc w:val="left"/>
+      <w:pPr>
+        <w:tabs>
+          <w:tab w:val="num" w:pos="5760"/>
+        </w:tabs>
+        <w:ind w:left="5760" w:hanging="360"/>
+      </w:pPr>
+      <w:rPr>
+        <w:rFonts w:ascii="Wingdings" w:hAnsi="Wingdings" w:hint="default"/>
+        <w:sz w:val="20"/>
+      </w:rPr>
+    </w:lvl>
+    <w:lvl w:ilvl="8" w:tentative="1">
+      <w:start w:val="1"/>
+      <w:numFmt w:val="bullet"/>
+      <w:lvlText w:val=""/>
+      <w:lvlJc w:val="left"/>
+      <w:pPr>
+        <w:tabs>
+          <w:tab w:val="num" w:pos="6480"/>
+        </w:tabs>
+        <w:ind w:left="6480" w:hanging="360"/>
+      </w:pPr>
+      <w:rPr>
+        <w:rFonts w:ascii="Wingdings" w:hAnsi="Wingdings" w:hint="default"/>
+        <w:sz w:val="20"/>
+      </w:rPr>
+    </w:lvl>
+  </w:abstractNum>
+  <w:abstractNum w:abstractNumId="4" w15:restartNumberingAfterBreak="0">
+    <w:nsid w:val="0FB55589"/>
+    <w:multiLevelType w:val="multilevel"/>
+    <w:tmpl w:val="9FA2A4F8"/>
+    <w:lvl w:ilvl="0">
+      <w:start w:val="1"/>
+      <w:numFmt w:val="bullet"/>
+      <w:lvlText w:val=""/>
+      <w:lvlJc w:val="left"/>
+      <w:pPr>
+        <w:tabs>
+          <w:tab w:val="num" w:pos="720"/>
+        </w:tabs>
+        <w:ind w:left="720" w:hanging="360"/>
+      </w:pPr>
+      <w:rPr>
+        <w:rFonts w:ascii="Symbol" w:hAnsi="Symbol" w:hint="default"/>
+        <w:sz w:val="20"/>
+      </w:rPr>
+    </w:lvl>
+    <w:lvl w:ilvl="1" w:tentative="1">
+      <w:start w:val="1"/>
+      <w:numFmt w:val="bullet"/>
+      <w:lvlText w:val="o"/>
+      <w:lvlJc w:val="left"/>
+      <w:pPr>
+        <w:tabs>
+          <w:tab w:val="num" w:pos="1440"/>
+        </w:tabs>
+        <w:ind w:left="1440" w:hanging="360"/>
+      </w:pPr>
+      <w:rPr>
+        <w:rFonts w:ascii="Courier New" w:hAnsi="Courier New" w:hint="default"/>
+        <w:sz w:val="20"/>
+      </w:rPr>
+    </w:lvl>
+    <w:lvl w:ilvl="2" w:tentative="1">
+      <w:start w:val="1"/>
+      <w:numFmt w:val="bullet"/>
+      <w:lvlText w:val=""/>
+      <w:lvlJc w:val="left"/>
+      <w:pPr>
+        <w:tabs>
+          <w:tab w:val="num" w:pos="2160"/>
+        </w:tabs>
+        <w:ind w:left="2160" w:hanging="360"/>
+      </w:pPr>
+      <w:rPr>
+        <w:rFonts w:ascii="Wingdings" w:hAnsi="Wingdings" w:hint="default"/>
+        <w:sz w:val="20"/>
+      </w:rPr>
+    </w:lvl>
+    <w:lvl w:ilvl="3" w:tentative="1">
+      <w:start w:val="1"/>
+      <w:numFmt w:val="bullet"/>
+      <w:lvlText w:val=""/>
+      <w:lvlJc w:val="left"/>
+      <w:pPr>
+        <w:tabs>
+          <w:tab w:val="num" w:pos="2880"/>
+        </w:tabs>
+        <w:ind w:left="2880" w:hanging="360"/>
+      </w:pPr>
+      <w:rPr>
+        <w:rFonts w:ascii="Wingdings" w:hAnsi="Wingdings" w:hint="default"/>
+        <w:sz w:val="20"/>
+      </w:rPr>
+    </w:lvl>
+    <w:lvl w:ilvl="4" w:tentative="1">
+      <w:start w:val="1"/>
+      <w:numFmt w:val="bullet"/>
+      <w:lvlText w:val=""/>
+      <w:lvlJc w:val="left"/>
+      <w:pPr>
+        <w:tabs>
+          <w:tab w:val="num" w:pos="3600"/>
+        </w:tabs>
+        <w:ind w:left="3600" w:hanging="360"/>
+      </w:pPr>
+      <w:rPr>
+        <w:rFonts w:ascii="Wingdings" w:hAnsi="Wingdings" w:hint="default"/>
+        <w:sz w:val="20"/>
+      </w:rPr>
+    </w:lvl>
+    <w:lvl w:ilvl="5" w:tentative="1">
+      <w:start w:val="1"/>
+      <w:numFmt w:val="bullet"/>
+      <w:lvlText w:val=""/>
+      <w:lvlJc w:val="left"/>
+      <w:pPr>
+        <w:tabs>
+          <w:tab w:val="num" w:pos="4320"/>
+        </w:tabs>
+        <w:ind w:left="4320" w:hanging="360"/>
+      </w:pPr>
+      <w:rPr>
+        <w:rFonts w:ascii="Wingdings" w:hAnsi="Wingdings" w:hint="default"/>
+        <w:sz w:val="20"/>
+      </w:rPr>
+    </w:lvl>
+    <w:lvl w:ilvl="6" w:tentative="1">
+      <w:start w:val="1"/>
+      <w:numFmt w:val="bullet"/>
+      <w:lvlText w:val=""/>
+      <w:lvlJc w:val="left"/>
+      <w:pPr>
+        <w:tabs>
+          <w:tab w:val="num" w:pos="5040"/>
+        </w:tabs>
+        <w:ind w:left="5040" w:hanging="360"/>
+      </w:pPr>
+      <w:rPr>
+        <w:rFonts w:ascii="Wingdings" w:hAnsi="Wingdings" w:hint="default"/>
+        <w:sz w:val="20"/>
+      </w:rPr>
+    </w:lvl>
+    <w:lvl w:ilvl="7" w:tentative="1">
+      <w:start w:val="1"/>
+      <w:numFmt w:val="bullet"/>
+      <w:lvlText w:val=""/>
+      <w:lvlJc w:val="left"/>
+      <w:pPr>
+        <w:tabs>
+          <w:tab w:val="num" w:pos="5760"/>
+        </w:tabs>
+        <w:ind w:left="5760" w:hanging="360"/>
+      </w:pPr>
+      <w:rPr>
+        <w:rFonts w:ascii="Wingdings" w:hAnsi="Wingdings" w:hint="default"/>
+        <w:sz w:val="20"/>
+      </w:rPr>
+    </w:lvl>
+    <w:lvl w:ilvl="8" w:tentative="1">
+      <w:start w:val="1"/>
+      <w:numFmt w:val="bullet"/>
+      <w:lvlText w:val=""/>
+      <w:lvlJc w:val="left"/>
+      <w:pPr>
+        <w:tabs>
+          <w:tab w:val="num" w:pos="6480"/>
+        </w:tabs>
+        <w:ind w:left="6480" w:hanging="360"/>
+      </w:pPr>
+      <w:rPr>
+        <w:rFonts w:ascii="Wingdings" w:hAnsi="Wingdings" w:hint="default"/>
+        <w:sz w:val="20"/>
+      </w:rPr>
+    </w:lvl>
+  </w:abstractNum>
+  <w:abstractNum w:abstractNumId="5" w15:restartNumberingAfterBreak="0">
+    <w:nsid w:val="25B9683E"/>
+    <w:multiLevelType w:val="multilevel"/>
+    <w:tmpl w:val="5D6EC83A"/>
+    <w:lvl w:ilvl="0">
+      <w:start w:val="1"/>
+      <w:numFmt w:val="decimal"/>
+      <w:lvlText w:val="%1."/>
+      <w:lvlJc w:val="left"/>
+      <w:pPr>
+        <w:tabs>
+          <w:tab w:val="num" w:pos="720"/>
+        </w:tabs>
+        <w:ind w:left="720" w:hanging="360"/>
+      </w:pPr>
+      <w:rPr>
+        <w:rFonts w:hint="default"/>
+        <w:sz w:val="20"/>
+      </w:rPr>
+    </w:lvl>
+    <w:lvl w:ilvl="1" w:tentative="1">
+      <w:start w:val="1"/>
+      <w:numFmt w:val="bullet"/>
+      <w:lvlText w:val="o"/>
+      <w:lvlJc w:val="left"/>
+      <w:pPr>
+        <w:tabs>
+          <w:tab w:val="num" w:pos="1440"/>
+        </w:tabs>
+        <w:ind w:left="1440" w:hanging="360"/>
+      </w:pPr>
+      <w:rPr>
+        <w:rFonts w:ascii="Courier New" w:hAnsi="Courier New" w:hint="default"/>
+        <w:sz w:val="20"/>
+      </w:rPr>
+    </w:lvl>
+    <w:lvl w:ilvl="2" w:tentative="1">
+      <w:start w:val="1"/>
+      <w:numFmt w:val="bullet"/>
+      <w:lvlText w:val=""/>
+      <w:lvlJc w:val="left"/>
+      <w:pPr>
+        <w:tabs>
+          <w:tab w:val="num" w:pos="2160"/>
+        </w:tabs>
+        <w:ind w:left="2160" w:hanging="360"/>
+      </w:pPr>
+      <w:rPr>
+        <w:rFonts w:ascii="Wingdings" w:hAnsi="Wingdings" w:hint="default"/>
+        <w:sz w:val="20"/>
+      </w:rPr>
+    </w:lvl>
+    <w:lvl w:ilvl="3" w:tentative="1">
+      <w:start w:val="1"/>
+      <w:numFmt w:val="bullet"/>
+      <w:lvlText w:val=""/>
+      <w:lvlJc w:val="left"/>
+      <w:pPr>
+        <w:tabs>
+          <w:tab w:val="num" w:pos="2880"/>
+        </w:tabs>
+        <w:ind w:left="2880" w:hanging="360"/>
+      </w:pPr>
+      <w:rPr>
+        <w:rFonts w:ascii="Wingdings" w:hAnsi="Wingdings" w:hint="default"/>
+        <w:sz w:val="20"/>
+      </w:rPr>
+    </w:lvl>
+    <w:lvl w:ilvl="4" w:tentative="1">
+      <w:start w:val="1"/>
+      <w:numFmt w:val="bullet"/>
+      <w:lvlText w:val=""/>
+      <w:lvlJc w:val="left"/>
+      <w:pPr>
+        <w:tabs>
+          <w:tab w:val="num" w:pos="3600"/>
+        </w:tabs>
+        <w:ind w:left="3600" w:hanging="360"/>
+      </w:pPr>
+      <w:rPr>
+        <w:rFonts w:ascii="Wingdings" w:hAnsi="Wingdings" w:hint="default"/>
+        <w:sz w:val="20"/>
+      </w:rPr>
+    </w:lvl>
+    <w:lvl w:ilvl="5" w:tentative="1">
+      <w:start w:val="1"/>
+      <w:numFmt w:val="bullet"/>
+      <w:lvlText w:val=""/>
+      <w:lvlJc w:val="left"/>
+      <w:pPr>
+        <w:tabs>
+          <w:tab w:val="num" w:pos="4320"/>
+        </w:tabs>
+        <w:ind w:left="4320" w:hanging="360"/>
+      </w:pPr>
+      <w:rPr>
+        <w:rFonts w:ascii="Wingdings" w:hAnsi="Wingdings" w:hint="default"/>
+        <w:sz w:val="20"/>
+      </w:rPr>
+    </w:lvl>
+    <w:lvl w:ilvl="6" w:tentative="1">
+      <w:start w:val="1"/>
+      <w:numFmt w:val="bullet"/>
+      <w:lvlText w:val=""/>
+      <w:lvlJc w:val="left"/>
+      <w:pPr>
+        <w:tabs>
+          <w:tab w:val="num" w:pos="5040"/>
+        </w:tabs>
+        <w:ind w:left="5040" w:hanging="360"/>
+      </w:pPr>
+      <w:rPr>
+        <w:rFonts w:ascii="Wingdings" w:hAnsi="Wingdings" w:hint="default"/>
+        <w:sz w:val="20"/>
+      </w:rPr>
+    </w:lvl>
+    <w:lvl w:ilvl="7" w:tentative="1">
+      <w:start w:val="1"/>
+      <w:numFmt w:val="bullet"/>
+      <w:lvlText w:val=""/>
+      <w:lvlJc w:val="left"/>
+      <w:pPr>
+        <w:tabs>
+          <w:tab w:val="num" w:pos="5760"/>
+        </w:tabs>
+        <w:ind w:left="5760" w:hanging="360"/>
+      </w:pPr>
+      <w:rPr>
+        <w:rFonts w:ascii="Wingdings" w:hAnsi="Wingdings" w:hint="default"/>
+        <w:sz w:val="20"/>
+      </w:rPr>
+    </w:lvl>
+    <w:lvl w:ilvl="8" w:tentative="1">
+      <w:start w:val="1"/>
+      <w:numFmt w:val="bullet"/>
+      <w:lvlText w:val=""/>
+      <w:lvlJc w:val="left"/>
+      <w:pPr>
+        <w:tabs>
+          <w:tab w:val="num" w:pos="6480"/>
+        </w:tabs>
+        <w:ind w:left="6480" w:hanging="360"/>
+      </w:pPr>
+      <w:rPr>
+        <w:rFonts w:ascii="Wingdings" w:hAnsi="Wingdings" w:hint="default"/>
+        <w:sz w:val="20"/>
+      </w:rPr>
+    </w:lvl>
+  </w:abstractNum>
+  <w:abstractNum w:abstractNumId="6" w15:restartNumberingAfterBreak="0">
+    <w:nsid w:val="2781377E"/>
+    <w:multiLevelType w:val="multilevel"/>
+    <w:tmpl w:val="DEC0305E"/>
+    <w:lvl w:ilvl="0">
+      <w:numFmt w:val="bullet"/>
+      <w:lvlText w:val=""/>
+      <w:lvlJc w:val="left"/>
+      <w:pPr>
+        <w:tabs>
+          <w:tab w:val="num" w:pos="720"/>
+        </w:tabs>
+        <w:ind w:left="720" w:hanging="360"/>
+      </w:pPr>
+      <w:rPr>
+        <w:rFonts w:ascii="Times New Roman" w:eastAsiaTheme="minorHAnsi" w:hAnsi="Times New Roman" w:cs="Times New Roman" w:hint="default"/>
+        <w:sz w:val="20"/>
+      </w:rPr>
+    </w:lvl>
+    <w:lvl w:ilvl="1" w:tentative="1">
+      <w:start w:val="1"/>
+      <w:numFmt w:val="bullet"/>
+      <w:lvlText w:val="o"/>
+      <w:lvlJc w:val="left"/>
+      <w:pPr>
+        <w:tabs>
+          <w:tab w:val="num" w:pos="1440"/>
+        </w:tabs>
+        <w:ind w:left="1440" w:hanging="360"/>
+      </w:pPr>
+      <w:rPr>
+        <w:rFonts w:ascii="Courier New" w:hAnsi="Courier New" w:hint="default"/>
+        <w:sz w:val="20"/>
+      </w:rPr>
+    </w:lvl>
+    <w:lvl w:ilvl="2" w:tentative="1">
+      <w:start w:val="1"/>
+      <w:numFmt w:val="bullet"/>
+      <w:lvlText w:val=""/>
+      <w:lvlJc w:val="left"/>
+      <w:pPr>
+        <w:tabs>
+          <w:tab w:val="num" w:pos="2160"/>
+        </w:tabs>
+        <w:ind w:left="2160" w:hanging="360"/>
+      </w:pPr>
+      <w:rPr>
+        <w:rFonts w:ascii="Wingdings" w:hAnsi="Wingdings" w:hint="default"/>
+        <w:sz w:val="20"/>
+      </w:rPr>
+    </w:lvl>
+    <w:lvl w:ilvl="3" w:tentative="1">
+      <w:start w:val="1"/>
+      <w:numFmt w:val="bullet"/>
+      <w:lvlText w:val=""/>
+      <w:lvlJc w:val="left"/>
+      <w:pPr>
+        <w:tabs>
+          <w:tab w:val="num" w:pos="2880"/>
+        </w:tabs>
+        <w:ind w:left="2880" w:hanging="360"/>
+      </w:pPr>
+      <w:rPr>
+        <w:rFonts w:ascii="Wingdings" w:hAnsi="Wingdings" w:hint="default"/>
+        <w:sz w:val="20"/>
+      </w:rPr>
+    </w:lvl>
+    <w:lvl w:ilvl="4" w:tentative="1">
+      <w:start w:val="1"/>
+      <w:numFmt w:val="bullet"/>
+      <w:lvlText w:val=""/>
+      <w:lvlJc w:val="left"/>
+      <w:pPr>
+        <w:tabs>
+          <w:tab w:val="num" w:pos="3600"/>
+        </w:tabs>
+        <w:ind w:left="3600" w:hanging="360"/>
+      </w:pPr>
+      <w:rPr>
+        <w:rFonts w:ascii="Wingdings" w:hAnsi="Wingdings" w:hint="default"/>
+        <w:sz w:val="20"/>
+      </w:rPr>
+    </w:lvl>
+    <w:lvl w:ilvl="5" w:tentative="1">
+      <w:start w:val="1"/>
+      <w:numFmt w:val="bullet"/>
+      <w:lvlText w:val=""/>
+      <w:lvlJc w:val="left"/>
+      <w:pPr>
+        <w:tabs>
+          <w:tab w:val="num" w:pos="4320"/>
+        </w:tabs>
+        <w:ind w:left="4320" w:hanging="360"/>
+      </w:pPr>
+      <w:rPr>
+        <w:rFonts w:ascii="Wingdings" w:hAnsi="Wingdings" w:hint="default"/>
+        <w:sz w:val="20"/>
+      </w:rPr>
+    </w:lvl>
+    <w:lvl w:ilvl="6" w:tentative="1">
+      <w:start w:val="1"/>
+      <w:numFmt w:val="bullet"/>
+      <w:lvlText w:val=""/>
+      <w:lvlJc w:val="left"/>
+      <w:pPr>
+        <w:tabs>
+          <w:tab w:val="num" w:pos="5040"/>
+        </w:tabs>
+        <w:ind w:left="5040" w:hanging="360"/>
+      </w:pPr>
+      <w:rPr>
+        <w:rFonts w:ascii="Wingdings" w:hAnsi="Wingdings" w:hint="default"/>
+        <w:sz w:val="20"/>
+      </w:rPr>
+    </w:lvl>
+    <w:lvl w:ilvl="7" w:tentative="1">
+      <w:start w:val="1"/>
+      <w:numFmt w:val="bullet"/>
+      <w:lvlText w:val=""/>
+      <w:lvlJc w:val="left"/>
+      <w:pPr>
+        <w:tabs>
+          <w:tab w:val="num" w:pos="5760"/>
+        </w:tabs>
+        <w:ind w:left="5760" w:hanging="360"/>
+      </w:pPr>
+      <w:rPr>
+        <w:rFonts w:ascii="Wingdings" w:hAnsi="Wingdings" w:hint="default"/>
+        <w:sz w:val="20"/>
+      </w:rPr>
+    </w:lvl>
+    <w:lvl w:ilvl="8" w:tentative="1">
+      <w:start w:val="1"/>
+      <w:numFmt w:val="bullet"/>
+      <w:lvlText w:val=""/>
+      <w:lvlJc w:val="left"/>
+      <w:pPr>
+        <w:tabs>
+          <w:tab w:val="num" w:pos="6480"/>
+        </w:tabs>
+        <w:ind w:left="6480" w:hanging="360"/>
+      </w:pPr>
+      <w:rPr>
+        <w:rFonts w:ascii="Wingdings" w:hAnsi="Wingdings" w:hint="default"/>
+        <w:sz w:val="20"/>
+      </w:rPr>
+    </w:lvl>
+  </w:abstractNum>
+  <w:abstractNum w:abstractNumId="7" w15:restartNumberingAfterBreak="0">
+    <w:nsid w:val="4E892DA8"/>
+    <w:multiLevelType w:val="hybridMultilevel"/>
+    <w:tmpl w:val="EA008EE0"/>
+    <w:lvl w:ilvl="0" w:tplc="700C0A84">
+      <w:numFmt w:val="bullet"/>
+      <w:lvlText w:val=""/>
+      <w:lvlJc w:val="left"/>
+      <w:pPr>
+        <w:ind w:left="720" w:hanging="360"/>
+      </w:pPr>
+      <w:rPr>
+        <w:rFonts w:ascii="Times New Roman" w:eastAsiaTheme="minorHAnsi" w:hAnsi="Times New Roman" w:cs="Times New Roman" w:hint="default"/>
+      </w:rPr>
+    </w:lvl>
+    <w:lvl w:ilvl="1" w:tplc="40090003" w:tentative="1">
+      <w:start w:val="1"/>
+      <w:numFmt w:val="bullet"/>
+      <w:lvlText w:val="o"/>
+      <w:lvlJc w:val="left"/>
+      <w:pPr>
+        <w:ind w:left="1440" w:hanging="360"/>
+      </w:pPr>
+      <w:rPr>
+        <w:rFonts w:ascii="Courier New" w:hAnsi="Courier New" w:cs="Courier New" w:hint="default"/>
+      </w:rPr>
+    </w:lvl>
+    <w:lvl w:ilvl="2" w:tplc="40090005" w:tentative="1">
+      <w:start w:val="1"/>
+      <w:numFmt w:val="bullet"/>
+      <w:lvlText w:val=""/>
+      <w:lvlJc w:val="left"/>
+      <w:pPr>
+        <w:ind w:left="2160" w:hanging="360"/>
+      </w:pPr>
+      <w:rPr>
+        <w:rFonts w:ascii="Wingdings" w:hAnsi="Wingdings" w:hint="default"/>
+      </w:rPr>
+    </w:lvl>
+    <w:lvl w:ilvl="3" w:tplc="40090001" w:tentative="1">
+      <w:start w:val="1"/>
+      <w:numFmt w:val="bullet"/>
+      <w:lvlText w:val=""/>
+      <w:lvlJc w:val="left"/>
+      <w:pPr>
+        <w:ind w:left="2880" w:hanging="360"/>
+      </w:pPr>
+      <w:rPr>
+        <w:rFonts w:ascii="Symbol" w:hAnsi="Symbol" w:hint="default"/>
+      </w:rPr>
+    </w:lvl>
+    <w:lvl w:ilvl="4" w:tplc="40090003" w:tentative="1">
+      <w:start w:val="1"/>
+      <w:numFmt w:val="bullet"/>
+      <w:lvlText w:val="o"/>
+      <w:lvlJc w:val="left"/>
+      <w:pPr>
+        <w:ind w:left="3600" w:hanging="360"/>
+      </w:pPr>
+      <w:rPr>
+        <w:rFonts w:ascii="Courier New" w:hAnsi="Courier New" w:cs="Courier New" w:hint="default"/>
+      </w:rPr>
+    </w:lvl>
+    <w:lvl w:ilvl="5" w:tplc="40090005" w:tentative="1">
+      <w:start w:val="1"/>
+      <w:numFmt w:val="bullet"/>
+      <w:lvlText w:val=""/>
+      <w:lvlJc w:val="left"/>
+      <w:pPr>
+        <w:ind w:left="4320" w:hanging="360"/>
+      </w:pPr>
+      <w:rPr>
+        <w:rFonts w:ascii="Wingdings" w:hAnsi="Wingdings" w:hint="default"/>
+      </w:rPr>
+    </w:lvl>
+    <w:lvl w:ilvl="6" w:tplc="40090001" w:tentative="1">
+      <w:start w:val="1"/>
+      <w:numFmt w:val="bullet"/>
+      <w:lvlText w:val=""/>
+      <w:lvlJc w:val="left"/>
+      <w:pPr>
+        <w:ind w:left="5040" w:hanging="360"/>
+      </w:pPr>
+      <w:rPr>
+        <w:rFonts w:ascii="Symbol" w:hAnsi="Symbol" w:hint="default"/>
+      </w:rPr>
+    </w:lvl>
+    <w:lvl w:ilvl="7" w:tplc="40090003" w:tentative="1">
+      <w:start w:val="1"/>
+      <w:numFmt w:val="bullet"/>
+      <w:lvlText w:val="o"/>
+      <w:lvlJc w:val="left"/>
+      <w:pPr>
+        <w:ind w:left="5760" w:hanging="360"/>
+      </w:pPr>
+      <w:rPr>
+        <w:rFonts w:ascii="Courier New" w:hAnsi="Courier New" w:cs="Courier New" w:hint="default"/>
+      </w:rPr>
+    </w:lvl>
+    <w:lvl w:ilvl="8" w:tplc="40090005" w:tentative="1">
+      <w:start w:val="1"/>
+      <w:numFmt w:val="bullet"/>
+      <w:lvlText w:val=""/>
+      <w:lvlJc w:val="left"/>
+      <w:pPr>
+        <w:ind w:left="6480" w:hanging="360"/>
+      </w:pPr>
+      <w:rPr>
+        <w:rFonts w:ascii="Wingdings" w:hAnsi="Wingdings" w:hint="default"/>
+      </w:rPr>
+    </w:lvl>
+  </w:abstractNum>
+  <w:abstractNum w:abstractNumId="8" w15:restartNumberingAfterBreak="0">
+    <w:nsid w:val="55C82EBB"/>
+    <w:multiLevelType w:val="multilevel"/>
+    <w:tmpl w:val="ECF4E384"/>
+    <w:lvl w:ilvl="0">
+      <w:start w:val="1"/>
+      <w:numFmt w:val="decimal"/>
+      <w:lvlText w:val="%1."/>
+      <w:lvlJc w:val="left"/>
+      <w:pPr>
+        <w:tabs>
+          <w:tab w:val="num" w:pos="720"/>
+        </w:tabs>
+        <w:ind w:left="720" w:hanging="360"/>
+      </w:pPr>
+    </w:lvl>
+    <w:lvl w:ilvl="1" w:tentative="1">
+      <w:start w:val="1"/>
+      <w:numFmt w:val="decimal"/>
+      <w:lvlText w:val="%2."/>
+      <w:lvlJc w:val="left"/>
+      <w:pPr>
+        <w:tabs>
+          <w:tab w:val="num" w:pos="1440"/>
+        </w:tabs>
+        <w:ind w:left="1440" w:hanging="360"/>
+      </w:pPr>
+    </w:lvl>
+    <w:lvl w:ilvl="2" w:tentative="1">
+      <w:start w:val="1"/>
+      <w:numFmt w:val="decimal"/>
+      <w:lvlText w:val="%3."/>
+      <w:lvlJc w:val="left"/>
+      <w:pPr>
+        <w:tabs>
+          <w:tab w:val="num" w:pos="2160"/>
+        </w:tabs>
+        <w:ind w:left="2160" w:hanging="360"/>
+      </w:pPr>
+    </w:lvl>
+    <w:lvl w:ilvl="3" w:tentative="1">
+      <w:start w:val="1"/>
+      <w:numFmt w:val="decimal"/>
+      <w:lvlText w:val="%4."/>
+      <w:lvlJc w:val="left"/>
+      <w:pPr>
+        <w:tabs>
+          <w:tab w:val="num" w:pos="2880"/>
+        </w:tabs>
+        <w:ind w:left="2880" w:hanging="360"/>
+      </w:pPr>
+    </w:lvl>
+    <w:lvl w:ilvl="4" w:tentative="1">
+      <w:start w:val="1"/>
+      <w:numFmt w:val="decimal"/>
+      <w:lvlText w:val="%5."/>
+      <w:lvlJc w:val="left"/>
+      <w:pPr>
+        <w:tabs>
+          <w:tab w:val="num" w:pos="3600"/>
+        </w:tabs>
+        <w:ind w:left="3600" w:hanging="360"/>
+      </w:pPr>
+    </w:lvl>
+    <w:lvl w:ilvl="5" w:tentative="1">
+      <w:start w:val="1"/>
+      <w:numFmt w:val="decimal"/>
+      <w:lvlText w:val="%6."/>
+      <w:lvlJc w:val="left"/>
+      <w:pPr>
+        <w:tabs>
+          <w:tab w:val="num" w:pos="4320"/>
+        </w:tabs>
+        <w:ind w:left="4320" w:hanging="360"/>
+      </w:pPr>
+    </w:lvl>
+    <w:lvl w:ilvl="6" w:tentative="1">
+      <w:start w:val="1"/>
+      <w:numFmt w:val="decimal"/>
+      <w:lvlText w:val="%7."/>
+      <w:lvlJc w:val="left"/>
+      <w:pPr>
+        <w:tabs>
+          <w:tab w:val="num" w:pos="5040"/>
+        </w:tabs>
+        <w:ind w:left="5040" w:hanging="360"/>
+      </w:pPr>
+    </w:lvl>
+    <w:lvl w:ilvl="7" w:tentative="1">
+      <w:start w:val="1"/>
+      <w:numFmt w:val="decimal"/>
+      <w:lvlText w:val="%8."/>
+      <w:lvlJc w:val="left"/>
+      <w:pPr>
+        <w:tabs>
+          <w:tab w:val="num" w:pos="5760"/>
+        </w:tabs>
+        <w:ind w:left="5760" w:hanging="360"/>
+      </w:pPr>
+    </w:lvl>
+    <w:lvl w:ilvl="8" w:tentative="1">
+      <w:start w:val="1"/>
+      <w:numFmt w:val="decimal"/>
+      <w:lvlText w:val="%9."/>
+      <w:lvlJc w:val="left"/>
+      <w:pPr>
+        <w:tabs>
+          <w:tab w:val="num" w:pos="6480"/>
+        </w:tabs>
+        <w:ind w:left="6480" w:hanging="360"/>
+      </w:pPr>
+    </w:lvl>
+  </w:abstractNum>
+  <w:abstractNum w:abstractNumId="9" w15:restartNumberingAfterBreak="0">
+    <w:nsid w:val="5CD065A0"/>
+    <w:multiLevelType w:val="hybridMultilevel"/>
+    <w:tmpl w:val="0876F702"/>
+    <w:lvl w:ilvl="0" w:tplc="4009000F">
+      <w:start w:val="1"/>
+      <w:numFmt w:val="decimal"/>
+      <w:lvlText w:val="%1."/>
+      <w:lvlJc w:val="left"/>
+      <w:pPr>
+        <w:ind w:left="720" w:hanging="360"/>
+      </w:pPr>
+    </w:lvl>
+    <w:lvl w:ilvl="1" w:tplc="40090019" w:tentative="1">
+      <w:start w:val="1"/>
+      <w:numFmt w:val="lowerLetter"/>
+      <w:lvlText w:val="%2."/>
+      <w:lvlJc w:val="left"/>
+      <w:pPr>
+        <w:ind w:left="1440" w:hanging="360"/>
+      </w:pPr>
+    </w:lvl>
+    <w:lvl w:ilvl="2" w:tplc="4009001B" w:tentative="1">
+      <w:start w:val="1"/>
+      <w:numFmt w:val="lowerRoman"/>
+      <w:lvlText w:val="%3."/>
+      <w:lvlJc w:val="right"/>
+      <w:pPr>
+        <w:ind w:left="2160" w:hanging="180"/>
+      </w:pPr>
+    </w:lvl>
+    <w:lvl w:ilvl="3" w:tplc="4009000F" w:tentative="1">
+      <w:start w:val="1"/>
+      <w:numFmt w:val="decimal"/>
+      <w:lvlText w:val="%4."/>
+      <w:lvlJc w:val="left"/>
+      <w:pPr>
+        <w:ind w:left="2880" w:hanging="360"/>
+      </w:pPr>
+    </w:lvl>
+    <w:lvl w:ilvl="4" w:tplc="40090019" w:tentative="1">
+      <w:start w:val="1"/>
+      <w:numFmt w:val="lowerLetter"/>
+      <w:lvlText w:val="%5."/>
+      <w:lvlJc w:val="left"/>
+      <w:pPr>
+        <w:ind w:left="3600" w:hanging="360"/>
+      </w:pPr>
+    </w:lvl>
+    <w:lvl w:ilvl="5" w:tplc="4009001B" w:tentative="1">
+      <w:start w:val="1"/>
+      <w:numFmt w:val="lowerRoman"/>
+      <w:lvlText w:val="%6."/>
+      <w:lvlJc w:val="right"/>
+      <w:pPr>
+        <w:ind w:left="4320" w:hanging="180"/>
+      </w:pPr>
+    </w:lvl>
+    <w:lvl w:ilvl="6" w:tplc="4009000F" w:tentative="1">
+      <w:start w:val="1"/>
+      <w:numFmt w:val="decimal"/>
+      <w:lvlText w:val="%7."/>
+      <w:lvlJc w:val="left"/>
+      <w:pPr>
+        <w:ind w:left="5040" w:hanging="360"/>
+      </w:pPr>
+    </w:lvl>
+    <w:lvl w:ilvl="7" w:tplc="40090019" w:tentative="1">
+      <w:start w:val="1"/>
+      <w:numFmt w:val="lowerLetter"/>
+      <w:lvlText w:val="%8."/>
+      <w:lvlJc w:val="left"/>
+      <w:pPr>
+        <w:ind w:left="5760" w:hanging="360"/>
+      </w:pPr>
+    </w:lvl>
+    <w:lvl w:ilvl="8" w:tplc="4009001B" w:tentative="1">
+      <w:start w:val="1"/>
+      <w:numFmt w:val="lowerRoman"/>
+      <w:lvlText w:val="%9."/>
+      <w:lvlJc w:val="right"/>
+      <w:pPr>
+        <w:ind w:left="6480" w:hanging="180"/>
+      </w:pPr>
+    </w:lvl>
+  </w:abstractNum>
+  <w:abstractNum w:abstractNumId="10" w15:restartNumberingAfterBreak="0">
+    <w:nsid w:val="62C573D8"/>
+    <w:multiLevelType w:val="hybridMultilevel"/>
+    <w:tmpl w:val="EA58C140"/>
+    <w:lvl w:ilvl="0" w:tplc="40090001">
+      <w:start w:val="1"/>
+      <w:numFmt w:val="bullet"/>
+      <w:lvlText w:val=""/>
+      <w:lvlJc w:val="left"/>
+      <w:pPr>
+        <w:ind w:left="1080" w:hanging="360"/>
+      </w:pPr>
+      <w:rPr>
+        <w:rFonts w:ascii="Symbol" w:hAnsi="Symbol" w:hint="default"/>
+      </w:rPr>
+    </w:lvl>
+    <w:lvl w:ilvl="1" w:tplc="40090003" w:tentative="1">
+      <w:start w:val="1"/>
+      <w:numFmt w:val="bullet"/>
+      <w:lvlText w:val="o"/>
+      <w:lvlJc w:val="left"/>
+      <w:pPr>
+        <w:ind w:left="1800" w:hanging="360"/>
+      </w:pPr>
+      <w:rPr>
+        <w:rFonts w:ascii="Courier New" w:hAnsi="Courier New" w:cs="Courier New" w:hint="default"/>
+      </w:rPr>
+    </w:lvl>
+    <w:lvl w:ilvl="2" w:tplc="40090005" w:tentative="1">
+      <w:start w:val="1"/>
+      <w:numFmt w:val="bullet"/>
+      <w:lvlText w:val=""/>
+      <w:lvlJc w:val="left"/>
+      <w:pPr>
+        <w:ind w:left="2520" w:hanging="360"/>
+      </w:pPr>
+      <w:rPr>
+        <w:rFonts w:ascii="Wingdings" w:hAnsi="Wingdings" w:hint="default"/>
+      </w:rPr>
+    </w:lvl>
+    <w:lvl w:ilvl="3" w:tplc="40090001" w:tentative="1">
+      <w:start w:val="1"/>
+      <w:numFmt w:val="bullet"/>
+      <w:lvlText w:val=""/>
+      <w:lvlJc w:val="left"/>
+      <w:pPr>
+        <w:ind w:left="3240" w:hanging="360"/>
+      </w:pPr>
+      <w:rPr>
+        <w:rFonts w:ascii="Symbol" w:hAnsi="Symbol" w:hint="default"/>
+      </w:rPr>
+    </w:lvl>
+    <w:lvl w:ilvl="4" w:tplc="40090003" w:tentative="1">
+      <w:start w:val="1"/>
+      <w:numFmt w:val="bullet"/>
+      <w:lvlText w:val="o"/>
+      <w:lvlJc w:val="left"/>
+      <w:pPr>
+        <w:ind w:left="3960" w:hanging="360"/>
+      </w:pPr>
+      <w:rPr>
+        <w:rFonts w:ascii="Courier New" w:hAnsi="Courier New" w:cs="Courier New" w:hint="default"/>
+      </w:rPr>
+    </w:lvl>
+    <w:lvl w:ilvl="5" w:tplc="40090005" w:tentative="1">
+      <w:start w:val="1"/>
+      <w:numFmt w:val="bullet"/>
+      <w:lvlText w:val=""/>
+      <w:lvlJc w:val="left"/>
+      <w:pPr>
+        <w:ind w:left="4680" w:hanging="360"/>
+      </w:pPr>
+      <w:rPr>
+        <w:rFonts w:ascii="Wingdings" w:hAnsi="Wingdings" w:hint="default"/>
+      </w:rPr>
+    </w:lvl>
+    <w:lvl w:ilvl="6" w:tplc="40090001" w:tentative="1">
+      <w:start w:val="1"/>
+      <w:numFmt w:val="bullet"/>
+      <w:lvlText w:val=""/>
+      <w:lvlJc w:val="left"/>
+      <w:pPr>
+        <w:ind w:left="5400" w:hanging="360"/>
+      </w:pPr>
+      <w:rPr>
+        <w:rFonts w:ascii="Symbol" w:hAnsi="Symbol" w:hint="default"/>
+      </w:rPr>
+    </w:lvl>
+    <w:lvl w:ilvl="7" w:tplc="40090003" w:tentative="1">
+      <w:start w:val="1"/>
+      <w:numFmt w:val="bullet"/>
+      <w:lvlText w:val="o"/>
+      <w:lvlJc w:val="left"/>
+      <w:pPr>
+        <w:ind w:left="6120" w:hanging="360"/>
+      </w:pPr>
+      <w:rPr>
+        <w:rFonts w:ascii="Courier New" w:hAnsi="Courier New" w:cs="Courier New" w:hint="default"/>
+      </w:rPr>
+    </w:lvl>
+    <w:lvl w:ilvl="8" w:tplc="40090005" w:tentative="1">
+      <w:start w:val="1"/>
+      <w:numFmt w:val="bullet"/>
+      <w:lvlText w:val=""/>
+      <w:lvlJc w:val="left"/>
+      <w:pPr>
+        <w:ind w:left="6840" w:hanging="360"/>
+      </w:pPr>
+      <w:rPr>
+        <w:rFonts w:ascii="Wingdings" w:hAnsi="Wingdings" w:hint="default"/>
+      </w:rPr>
+    </w:lvl>
+  </w:abstractNum>
+  <w:abstractNum w:abstractNumId="11" w15:restartNumberingAfterBreak="0">
+    <w:nsid w:val="66DD7FD6"/>
+    <w:multiLevelType w:val="multilevel"/>
+    <w:tmpl w:val="5D6EC83A"/>
+    <w:lvl w:ilvl="0">
+      <w:start w:val="1"/>
+      <w:numFmt w:val="decimal"/>
+      <w:lvlText w:val="%1."/>
+      <w:lvlJc w:val="left"/>
+      <w:pPr>
+        <w:tabs>
+          <w:tab w:val="num" w:pos="720"/>
+        </w:tabs>
+        <w:ind w:left="720" w:hanging="360"/>
+      </w:pPr>
+      <w:rPr>
+        <w:rFonts w:hint="default"/>
+        <w:sz w:val="20"/>
+      </w:rPr>
+    </w:lvl>
+    <w:lvl w:ilvl="1" w:tentative="1">
+      <w:start w:val="1"/>
+      <w:numFmt w:val="bullet"/>
+      <w:lvlText w:val="o"/>
+      <w:lvlJc w:val="left"/>
+      <w:pPr>
+        <w:tabs>
+          <w:tab w:val="num" w:pos="1440"/>
+        </w:tabs>
+        <w:ind w:left="1440" w:hanging="360"/>
+      </w:pPr>
+      <w:rPr>
+        <w:rFonts w:ascii="Courier New" w:hAnsi="Courier New" w:hint="default"/>
+        <w:sz w:val="20"/>
+      </w:rPr>
+    </w:lvl>
+    <w:lvl w:ilvl="2" w:tentative="1">
+      <w:start w:val="1"/>
+      <w:numFmt w:val="bullet"/>
+      <w:lvlText w:val=""/>
+      <w:lvlJc w:val="left"/>
+      <w:pPr>
+        <w:tabs>
+          <w:tab w:val="num" w:pos="2160"/>
+        </w:tabs>
+        <w:ind w:left="2160" w:hanging="360"/>
+      </w:pPr>
+      <w:rPr>
+        <w:rFonts w:ascii="Wingdings" w:hAnsi="Wingdings" w:hint="default"/>
+        <w:sz w:val="20"/>
+      </w:rPr>
+    </w:lvl>
+    <w:lvl w:ilvl="3" w:tentative="1">
+      <w:start w:val="1"/>
+      <w:numFmt w:val="bullet"/>
+      <w:lvlText w:val=""/>
+      <w:lvlJc w:val="left"/>
+      <w:pPr>
+        <w:tabs>
+          <w:tab w:val="num" w:pos="2880"/>
+        </w:tabs>
+        <w:ind w:left="2880" w:hanging="360"/>
+      </w:pPr>
+      <w:rPr>
+        <w:rFonts w:ascii="Wingdings" w:hAnsi="Wingdings" w:hint="default"/>
+        <w:sz w:val="20"/>
+      </w:rPr>
+    </w:lvl>
+    <w:lvl w:ilvl="4" w:tentative="1">
+      <w:start w:val="1"/>
+      <w:numFmt w:val="bullet"/>
+      <w:lvlText w:val=""/>
+      <w:lvlJc w:val="left"/>
+      <w:pPr>
+        <w:tabs>
+          <w:tab w:val="num" w:pos="3600"/>
+        </w:tabs>
+        <w:ind w:left="3600" w:hanging="360"/>
+      </w:pPr>
+      <w:rPr>
+        <w:rFonts w:ascii="Wingdings" w:hAnsi="Wingdings" w:hint="default"/>
+        <w:sz w:val="20"/>
+      </w:rPr>
+    </w:lvl>
+    <w:lvl w:ilvl="5" w:tentative="1">
+      <w:start w:val="1"/>
+      <w:numFmt w:val="bullet"/>
+      <w:lvlText w:val=""/>
+      <w:lvlJc w:val="left"/>
+      <w:pPr>
+        <w:tabs>
+          <w:tab w:val="num" w:pos="4320"/>
+        </w:tabs>
+        <w:ind w:left="4320" w:hanging="360"/>
+      </w:pPr>
+      <w:rPr>
+        <w:rFonts w:ascii="Wingdings" w:hAnsi="Wingdings" w:hint="default"/>
+        <w:sz w:val="20"/>
+      </w:rPr>
+    </w:lvl>
+    <w:lvl w:ilvl="6" w:tentative="1">
+      <w:start w:val="1"/>
+      <w:numFmt w:val="bullet"/>
+      <w:lvlText w:val=""/>
+      <w:lvlJc w:val="left"/>
+      <w:pPr>
+        <w:tabs>
+          <w:tab w:val="num" w:pos="5040"/>
+        </w:tabs>
+        <w:ind w:left="5040" w:hanging="360"/>
+      </w:pPr>
+      <w:rPr>
+        <w:rFonts w:ascii="Wingdings" w:hAnsi="Wingdings" w:hint="default"/>
+        <w:sz w:val="20"/>
+      </w:rPr>
+    </w:lvl>
+    <w:lvl w:ilvl="7" w:tentative="1">
+      <w:start w:val="1"/>
+      <w:numFmt w:val="bullet"/>
+      <w:lvlText w:val=""/>
+      <w:lvlJc w:val="left"/>
+      <w:pPr>
+        <w:tabs>
+          <w:tab w:val="num" w:pos="5760"/>
+        </w:tabs>
+        <w:ind w:left="5760" w:hanging="360"/>
+      </w:pPr>
+      <w:rPr>
+        <w:rFonts w:ascii="Wingdings" w:hAnsi="Wingdings" w:hint="default"/>
+        <w:sz w:val="20"/>
+      </w:rPr>
+    </w:lvl>
+    <w:lvl w:ilvl="8" w:tentative="1">
+      <w:start w:val="1"/>
+      <w:numFmt w:val="bullet"/>
+      <w:lvlText w:val=""/>
+      <w:lvlJc w:val="left"/>
+      <w:pPr>
+        <w:tabs>
+          <w:tab w:val="num" w:pos="6480"/>
+        </w:tabs>
+        <w:ind w:left="6480" w:hanging="360"/>
+      </w:pPr>
+      <w:rPr>
+        <w:rFonts w:ascii="Wingdings" w:hAnsi="Wingdings" w:hint="default"/>
+        <w:sz w:val="20"/>
+      </w:rPr>
+    </w:lvl>
+  </w:abstractNum>
+  <w:abstractNum w:abstractNumId="12" w15:restartNumberingAfterBreak="0">
+    <w:nsid w:val="6D3A083A"/>
+    <w:multiLevelType w:val="hybridMultilevel"/>
+    <w:tmpl w:val="8C262686"/>
+    <w:lvl w:ilvl="0" w:tplc="4009000F">
+      <w:start w:val="1"/>
+      <w:numFmt w:val="decimal"/>
+      <w:lvlText w:val="%1."/>
+      <w:lvlJc w:val="left"/>
+      <w:pPr>
+        <w:ind w:left="720" w:hanging="360"/>
+      </w:pPr>
+    </w:lvl>
+    <w:lvl w:ilvl="1" w:tplc="40090019" w:tentative="1">
+      <w:start w:val="1"/>
+      <w:numFmt w:val="lowerLetter"/>
+      <w:lvlText w:val="%2."/>
+      <w:lvlJc w:val="left"/>
+      <w:pPr>
+        <w:ind w:left="1440" w:hanging="360"/>
+      </w:pPr>
+    </w:lvl>
+    <w:lvl w:ilvl="2" w:tplc="4009001B" w:tentative="1">
+      <w:start w:val="1"/>
+      <w:numFmt w:val="lowerRoman"/>
+      <w:lvlText w:val="%3."/>
+      <w:lvlJc w:val="right"/>
+      <w:pPr>
+        <w:ind w:left="2160" w:hanging="180"/>
+      </w:pPr>
+    </w:lvl>
+    <w:lvl w:ilvl="3" w:tplc="4009000F" w:tentative="1">
+      <w:start w:val="1"/>
+      <w:numFmt w:val="decimal"/>
+      <w:lvlText w:val="%4."/>
+      <w:lvlJc w:val="left"/>
+      <w:pPr>
+        <w:ind w:left="2880" w:hanging="360"/>
+      </w:pPr>
+    </w:lvl>
+    <w:lvl w:ilvl="4" w:tplc="40090019" w:tentative="1">
+      <w:start w:val="1"/>
+      <w:numFmt w:val="lowerLetter"/>
+      <w:lvlText w:val="%5."/>
+      <w:lvlJc w:val="left"/>
+      <w:pPr>
+        <w:ind w:left="3600" w:hanging="360"/>
+      </w:pPr>
+    </w:lvl>
+    <w:lvl w:ilvl="5" w:tplc="4009001B" w:tentative="1">
+      <w:start w:val="1"/>
+      <w:numFmt w:val="lowerRoman"/>
+      <w:lvlText w:val="%6."/>
+      <w:lvlJc w:val="right"/>
+      <w:pPr>
+        <w:ind w:left="4320" w:hanging="180"/>
+      </w:pPr>
+    </w:lvl>
+    <w:lvl w:ilvl="6" w:tplc="4009000F" w:tentative="1">
+      <w:start w:val="1"/>
+      <w:numFmt w:val="decimal"/>
+      <w:lvlText w:val="%7."/>
+      <w:lvlJc w:val="left"/>
+      <w:pPr>
+        <w:ind w:left="5040" w:hanging="360"/>
+      </w:pPr>
+    </w:lvl>
+    <w:lvl w:ilvl="7" w:tplc="40090019" w:tentative="1">
+      <w:start w:val="1"/>
+      <w:numFmt w:val="lowerLetter"/>
+      <w:lvlText w:val="%8."/>
+      <w:lvlJc w:val="left"/>
+      <w:pPr>
+        <w:ind w:left="5760" w:hanging="360"/>
+      </w:pPr>
+    </w:lvl>
+    <w:lvl w:ilvl="8" w:tplc="4009001B" w:tentative="1">
+      <w:start w:val="1"/>
+      <w:numFmt w:val="lowerRoman"/>
+      <w:lvlText w:val="%9."/>
+      <w:lvlJc w:val="right"/>
+      <w:pPr>
+        <w:ind w:left="6480" w:hanging="180"/>
+      </w:pPr>
+    </w:lvl>
+  </w:abstractNum>
+  <w:abstractNum w:abstractNumId="13" w15:restartNumberingAfterBreak="0">
+    <w:nsid w:val="7BC040CC"/>
+    <w:multiLevelType w:val="multilevel"/>
+    <w:tmpl w:val="DEC0305E"/>
+    <w:lvl w:ilvl="0">
+      <w:numFmt w:val="bullet"/>
+      <w:lvlText w:val=""/>
+      <w:lvlJc w:val="left"/>
+      <w:pPr>
+        <w:tabs>
+          <w:tab w:val="num" w:pos="720"/>
+        </w:tabs>
+        <w:ind w:left="720" w:hanging="360"/>
+      </w:pPr>
+      <w:rPr>
+        <w:rFonts w:ascii="Times New Roman" w:eastAsiaTheme="minorHAnsi" w:hAnsi="Times New Roman" w:cs="Times New Roman" w:hint="default"/>
+        <w:sz w:val="20"/>
+      </w:rPr>
+    </w:lvl>
+    <w:lvl w:ilvl="1" w:tentative="1">
+      <w:start w:val="1"/>
+      <w:numFmt w:val="bullet"/>
+      <w:lvlText w:val="o"/>
+      <w:lvlJc w:val="left"/>
+      <w:pPr>
+        <w:tabs>
+          <w:tab w:val="num" w:pos="1440"/>
+        </w:tabs>
+        <w:ind w:left="1440" w:hanging="360"/>
+      </w:pPr>
+      <w:rPr>
+        <w:rFonts w:ascii="Courier New" w:hAnsi="Courier New" w:hint="default"/>
+        <w:sz w:val="20"/>
+      </w:rPr>
+    </w:lvl>
+    <w:lvl w:ilvl="2" w:tentative="1">
+      <w:start w:val="1"/>
+      <w:numFmt w:val="bullet"/>
+      <w:lvlText w:val=""/>
+      <w:lvlJc w:val="left"/>
+      <w:pPr>
+        <w:tabs>
+          <w:tab w:val="num" w:pos="2160"/>
+        </w:tabs>
+        <w:ind w:left="2160" w:hanging="360"/>
+      </w:pPr>
+      <w:rPr>
+        <w:rFonts w:ascii="Wingdings" w:hAnsi="Wingdings" w:hint="default"/>
+        <w:sz w:val="20"/>
+      </w:rPr>
+    </w:lvl>
+    <w:lvl w:ilvl="3" w:tentative="1">
+      <w:start w:val="1"/>
+      <w:numFmt w:val="bullet"/>
+      <w:lvlText w:val=""/>
+      <w:lvlJc w:val="left"/>
+      <w:pPr>
+        <w:tabs>
+          <w:tab w:val="num" w:pos="2880"/>
+        </w:tabs>
+        <w:ind w:left="2880" w:hanging="360"/>
+      </w:pPr>
+      <w:rPr>
+        <w:rFonts w:ascii="Wingdings" w:hAnsi="Wingdings" w:hint="default"/>
+        <w:sz w:val="20"/>
+      </w:rPr>
+    </w:lvl>
+    <w:lvl w:ilvl="4" w:tentative="1">
+      <w:start w:val="1"/>
+      <w:numFmt w:val="bullet"/>
+      <w:lvlText w:val=""/>
+      <w:lvlJc w:val="left"/>
+      <w:pPr>
+        <w:tabs>
+          <w:tab w:val="num" w:pos="3600"/>
+        </w:tabs>
+        <w:ind w:left="3600" w:hanging="360"/>
+      </w:pPr>
+      <w:rPr>
+        <w:rFonts w:ascii="Wingdings" w:hAnsi="Wingdings" w:hint="default"/>
+        <w:sz w:val="20"/>
+      </w:rPr>
+    </w:lvl>
+    <w:lvl w:ilvl="5" w:tentative="1">
+      <w:start w:val="1"/>
+      <w:numFmt w:val="bullet"/>
+      <w:lvlText w:val=""/>
+      <w:lvlJc w:val="left"/>
+      <w:pPr>
+        <w:tabs>
+          <w:tab w:val="num" w:pos="4320"/>
+        </w:tabs>
+        <w:ind w:left="4320" w:hanging="360"/>
+      </w:pPr>
+      <w:rPr>
+        <w:rFonts w:ascii="Wingdings" w:hAnsi="Wingdings" w:hint="default"/>
+        <w:sz w:val="20"/>
+      </w:rPr>
+    </w:lvl>
+    <w:lvl w:ilvl="6" w:tentative="1">
+      <w:start w:val="1"/>
+      <w:numFmt w:val="bullet"/>
+      <w:lvlText w:val=""/>
+      <w:lvlJc w:val="left"/>
+      <w:pPr>
+        <w:tabs>
+          <w:tab w:val="num" w:pos="5040"/>
+        </w:tabs>
+        <w:ind w:left="5040" w:hanging="360"/>
+      </w:pPr>
+      <w:rPr>
+        <w:rFonts w:ascii="Wingdings" w:hAnsi="Wingdings" w:hint="default"/>
+        <w:sz w:val="20"/>
+      </w:rPr>
+    </w:lvl>
+    <w:lvl w:ilvl="7" w:tentative="1">
+      <w:start w:val="1"/>
+      <w:numFmt w:val="bullet"/>
+      <w:lvlText w:val=""/>
+      <w:lvlJc w:val="left"/>
+      <w:pPr>
+        <w:tabs>
+          <w:tab w:val="num" w:pos="5760"/>
+        </w:tabs>
+        <w:ind w:left="5760" w:hanging="360"/>
+      </w:pPr>
+      <w:rPr>
+        <w:rFonts w:ascii="Wingdings" w:hAnsi="Wingdings" w:hint="default"/>
+        <w:sz w:val="20"/>
+      </w:rPr>
+    </w:lvl>
+    <w:lvl w:ilvl="8" w:tentative="1">
+      <w:start w:val="1"/>
+      <w:numFmt w:val="bullet"/>
+      <w:lvlText w:val=""/>
+      <w:lvlJc w:val="left"/>
+      <w:pPr>
+        <w:tabs>
+          <w:tab w:val="num" w:pos="6480"/>
+        </w:tabs>
+        <w:ind w:left="6480" w:hanging="360"/>
+      </w:pPr>
+      <w:rPr>
+        <w:rFonts w:ascii="Wingdings" w:hAnsi="Wingdings" w:hint="default"/>
+        <w:sz w:val="20"/>
+      </w:rPr>
+    </w:lvl>
+  </w:abstractNum>
+  <w:abstractNum w:abstractNumId="14" w15:restartNumberingAfterBreak="0">
+    <w:nsid w:val="7D5E5EC6"/>
+    <w:multiLevelType w:val="hybridMultilevel"/>
+    <w:tmpl w:val="7BB43268"/>
+    <w:lvl w:ilvl="0" w:tplc="562A09CE">
+      <w:numFmt w:val="bullet"/>
+      <w:lvlText w:val=""/>
+      <w:lvlJc w:val="left"/>
+      <w:pPr>
+        <w:ind w:left="720" w:hanging="360"/>
+      </w:pPr>
+      <w:rPr>
+        <w:rFonts w:ascii="Times New Roman" w:eastAsiaTheme="minorHAnsi" w:hAnsi="Times New Roman" w:cs="Times New Roman" w:hint="default"/>
+      </w:rPr>
+    </w:lvl>
+    <w:lvl w:ilvl="1" w:tplc="40090003" w:tentative="1">
+      <w:start w:val="1"/>
+      <w:numFmt w:val="bullet"/>
+      <w:lvlText w:val="o"/>
+      <w:lvlJc w:val="left"/>
+      <w:pPr>
+        <w:ind w:left="1440" w:hanging="360"/>
+      </w:pPr>
+      <w:rPr>
+        <w:rFonts w:ascii="Courier New" w:hAnsi="Courier New" w:cs="Courier New" w:hint="default"/>
+      </w:rPr>
+    </w:lvl>
+    <w:lvl w:ilvl="2" w:tplc="40090005" w:tentative="1">
+      <w:start w:val="1"/>
+      <w:numFmt w:val="bullet"/>
+      <w:lvlText w:val=""/>
+      <w:lvlJc w:val="left"/>
+      <w:pPr>
+        <w:ind w:left="2160" w:hanging="360"/>
+      </w:pPr>
+      <w:rPr>
+        <w:rFonts w:ascii="Wingdings" w:hAnsi="Wingdings" w:hint="default"/>
+      </w:rPr>
+    </w:lvl>
+    <w:lvl w:ilvl="3" w:tplc="40090001" w:tentative="1">
+      <w:start w:val="1"/>
+      <w:numFmt w:val="bullet"/>
+      <w:lvlText w:val=""/>
+      <w:lvlJc w:val="left"/>
+      <w:pPr>
+        <w:ind w:left="2880" w:hanging="360"/>
+      </w:pPr>
+      <w:rPr>
+        <w:rFonts w:ascii="Symbol" w:hAnsi="Symbol" w:hint="default"/>
+      </w:rPr>
+    </w:lvl>
+    <w:lvl w:ilvl="4" w:tplc="40090003" w:tentative="1">
+      <w:start w:val="1"/>
+      <w:numFmt w:val="bullet"/>
+      <w:lvlText w:val="o"/>
+      <w:lvlJc w:val="left"/>
+      <w:pPr>
+        <w:ind w:left="3600" w:hanging="360"/>
+      </w:pPr>
+      <w:rPr>
+        <w:rFonts w:ascii="Courier New" w:hAnsi="Courier New" w:cs="Courier New" w:hint="default"/>
+      </w:rPr>
+    </w:lvl>
+    <w:lvl w:ilvl="5" w:tplc="40090005" w:tentative="1">
+      <w:start w:val="1"/>
+      <w:numFmt w:val="bullet"/>
+      <w:lvlText w:val=""/>
+      <w:lvlJc w:val="left"/>
+      <w:pPr>
+        <w:ind w:left="4320" w:hanging="360"/>
+      </w:pPr>
+      <w:rPr>
+        <w:rFonts w:ascii="Wingdings" w:hAnsi="Wingdings" w:hint="default"/>
+      </w:rPr>
+    </w:lvl>
+    <w:lvl w:ilvl="6" w:tplc="40090001" w:tentative="1">
+      <w:start w:val="1"/>
+      <w:numFmt w:val="bullet"/>
+      <w:lvlText w:val=""/>
+      <w:lvlJc w:val="left"/>
+      <w:pPr>
+        <w:ind w:left="5040" w:hanging="360"/>
+      </w:pPr>
+      <w:rPr>
+        <w:rFonts w:ascii="Symbol" w:hAnsi="Symbol" w:hint="default"/>
+      </w:rPr>
+    </w:lvl>
+    <w:lvl w:ilvl="7" w:tplc="40090003" w:tentative="1">
+      <w:start w:val="1"/>
+      <w:numFmt w:val="bullet"/>
+      <w:lvlText w:val="o"/>
+      <w:lvlJc w:val="left"/>
+      <w:pPr>
+        <w:ind w:left="5760" w:hanging="360"/>
+      </w:pPr>
+      <w:rPr>
+        <w:rFonts w:ascii="Courier New" w:hAnsi="Courier New" w:cs="Courier New" w:hint="default"/>
+      </w:rPr>
+    </w:lvl>
+    <w:lvl w:ilvl="8" w:tplc="40090005" w:tentative="1">
+      <w:start w:val="1"/>
+      <w:numFmt w:val="bullet"/>
+      <w:lvlText w:val=""/>
+      <w:lvlJc w:val="left"/>
+      <w:pPr>
+        <w:ind w:left="6480" w:hanging="360"/>
+      </w:pPr>
+      <w:rPr>
+        <w:rFonts w:ascii="Wingdings" w:hAnsi="Wingdings" w:hint="default"/>
+      </w:rPr>
+    </w:lvl>
+  </w:abstractNum>
+  <w:num w:numId="1" w16cid:durableId="1526602925">
+    <w:abstractNumId w:val="9"/>
+  </w:num>
+  <w:num w:numId="2" w16cid:durableId="498275450">
+    <w:abstractNumId w:val="7"/>
+  </w:num>
+  <w:num w:numId="3" w16cid:durableId="1455905927">
+    <w:abstractNumId w:val="12"/>
+  </w:num>
+  <w:num w:numId="4" w16cid:durableId="1545865543">
+    <w:abstractNumId w:val="14"/>
+  </w:num>
+  <w:num w:numId="5" w16cid:durableId="1681159859">
+    <w:abstractNumId w:val="8"/>
+  </w:num>
+  <w:num w:numId="6" w16cid:durableId="2144955001">
+    <w:abstractNumId w:val="0"/>
+  </w:num>
+  <w:num w:numId="7" w16cid:durableId="969895798">
+    <w:abstractNumId w:val="2"/>
+  </w:num>
+  <w:num w:numId="8" w16cid:durableId="458187438">
+    <w:abstractNumId w:val="6"/>
+  </w:num>
+  <w:num w:numId="9" w16cid:durableId="824248453">
+    <w:abstractNumId w:val="13"/>
+  </w:num>
+  <w:num w:numId="10" w16cid:durableId="1624186718">
+    <w:abstractNumId w:val="3"/>
+  </w:num>
+  <w:num w:numId="11" w16cid:durableId="850870541">
+    <w:abstractNumId w:val="4"/>
+  </w:num>
+  <w:num w:numId="12" w16cid:durableId="52507098">
+    <w:abstractNumId w:val="5"/>
+  </w:num>
+  <w:num w:numId="13" w16cid:durableId="33581779">
+    <w:abstractNumId w:val="11"/>
+  </w:num>
+  <w:num w:numId="14" w16cid:durableId="1010834680">
+    <w:abstractNumId w:val="1"/>
+  </w:num>
+  <w:num w:numId="15" w16cid:durableId="1505584407">
+    <w:abstractNumId w:val="10"/>
+  </w:num>
+</w:numbering>
 </file>
 
 <file path=word/styles.xml><?xml version="1.0" encoding="utf-8"?>
@@ -561,7 +3058,6 @@
     <w:next w:val="Normal"/>
     <w:link w:val="Heading2Char"/>
     <w:uiPriority w:val="9"/>
-    <w:semiHidden/>
     <w:unhideWhenUsed/>
     <w:qFormat/>
     <w:rsid w:val="00AA7487"/>
@@ -777,7 +3273,6 @@
     <w:basedOn w:val="DefaultParagraphFont"/>
     <w:link w:val="Heading2"/>
     <w:uiPriority w:val="9"/>
-    <w:semiHidden/>
     <w:rsid w:val="00AA7487"/>
     <w:rPr>
       <w:rFonts w:asciiTheme="majorHAnsi" w:eastAsiaTheme="majorEastAsia" w:hAnsiTheme="majorHAnsi" w:cstheme="majorBidi"/>
@@ -1048,6 +3543,32 @@
       <w:smallCaps/>
       <w:color w:val="365F91" w:themeColor="accent1" w:themeShade="BF"/>
       <w:spacing w:val="5"/>
+    </w:rPr>
+  </w:style>
+  <w:style w:type="paragraph" w:styleId="NoSpacing">
+    <w:name w:val="No Spacing"/>
+    <w:uiPriority w:val="1"/>
+    <w:qFormat/>
+    <w:rsid w:val="005912A5"/>
+    <w:pPr>
+      <w:spacing w:after="0" w:line="240" w:lineRule="auto"/>
+    </w:pPr>
+  </w:style>
+  <w:style w:type="paragraph" w:styleId="NormalWeb">
+    <w:name w:val="Normal (Web)"/>
+    <w:basedOn w:val="Normal"/>
+    <w:uiPriority w:val="99"/>
+    <w:semiHidden/>
+    <w:unhideWhenUsed/>
+    <w:rsid w:val="005912A5"/>
+    <w:pPr>
+      <w:spacing w:before="100" w:beforeAutospacing="1" w:after="100" w:afterAutospacing="1" w:line="240" w:lineRule="auto"/>
+    </w:pPr>
+    <w:rPr>
+      <w:rFonts w:ascii="Times New Roman" w:eastAsia="Times New Roman" w:hAnsi="Times New Roman" w:cs="Times New Roman"/>
+      <w:sz w:val="24"/>
+      <w:szCs w:val="24"/>
+      <w:lang w:val="en-IN" w:eastAsia="en-IN"/>
     </w:rPr>
   </w:style>
 </w:styles>
